--- a/Project/Documentation/Project_Topic_Document_Logan_Peter.docx
+++ b/Project/Documentation/Project_Topic_Document_Logan_Peter.docx
@@ -129,7 +129,11 @@
           <w:tcPr>
             <w:tcW w:w="6565" w:type="dxa"/>
           </w:tcPr>
-          <w:p/>
+          <w:p>
+            <w:r>
+              <w:t>Peter Logan</w:t>
+            </w:r>
+          </w:p>
         </w:tc>
       </w:tr>
       <w:tr>
@@ -147,7 +151,11 @@
           <w:tcPr>
             <w:tcW w:w="6565" w:type="dxa"/>
           </w:tcPr>
-          <w:p/>
+          <w:p>
+            <w:r>
+              <w:t>Bivan</w:t>
+            </w:r>
+          </w:p>
         </w:tc>
       </w:tr>
       <w:tr>
@@ -165,7 +173,11 @@
           <w:tcPr>
             <w:tcW w:w="6565" w:type="dxa"/>
           </w:tcPr>
-          <w:p/>
+          <w:p>
+            <w:r>
+              <w:t>Yasir</w:t>
+            </w:r>
+          </w:p>
         </w:tc>
       </w:tr>
     </w:tbl>
@@ -199,7 +211,11 @@
             <w:tcW w:w="4945" w:type="dxa"/>
           </w:tcPr>
           <w:p/>
-          <w:p/>
+          <w:p>
+            <w:r>
+              <w:t>Pokémon Trading Card Application</w:t>
+            </w:r>
+          </w:p>
           <w:p/>
         </w:tc>
       </w:tr>
@@ -233,17 +249,23 @@
           <w:tcPr>
             <w:tcW w:w="4945" w:type="dxa"/>
           </w:tcPr>
-          <w:p/>
+          <w:p>
+            <w:r>
+              <w:t>GoldenRod</w:t>
+            </w:r>
+          </w:p>
           <w:p/>
         </w:tc>
       </w:tr>
     </w:tbl>
+    <w:p/>
     <w:p/>
     <w:p>
       <w:pPr>
         <w:pStyle w:val="Heading1"/>
       </w:pPr>
       <w:r>
+        <w:lastRenderedPageBreak/>
         <w:t>Description (300 words)</w:t>
       </w:r>
     </w:p>
@@ -261,13 +283,753 @@
           <w:tcPr>
             <w:tcW w:w="9350" w:type="dxa"/>
           </w:tcPr>
-          <w:p/>
-          <w:p>
-            <w:r>
-              <w:t>Add details giving a description of the background of the project.</w:t>
-            </w:r>
-          </w:p>
-          <w:p/>
+          <w:p>
+            <w:r>
+              <w:t>Allows the user to add, remove and sort Pokémon cards</w:t>
+            </w:r>
+            <w:r>
+              <w:t xml:space="preserve"> based on their numerical data. Cards have a Hit Points stat, a Type,</w:t>
+            </w:r>
+            <w:r>
+              <w:t xml:space="preserve"> an attack</w:t>
+            </w:r>
+            <w:r>
+              <w:t xml:space="preserve"> with a Damage Value and </w:t>
+            </w:r>
+            <w:r>
+              <w:t>Energy</w:t>
+            </w:r>
+            <w:r>
+              <w:t xml:space="preserve"> Cost, a Stage value (Basic 0, 1 or 2), and a Retreat cost.</w:t>
+            </w:r>
+            <w:r>
+              <w:t xml:space="preserve"> If a card has multiple attacks, only the attack with the highest value needs to be entered.</w:t>
+            </w:r>
+            <w:r>
+              <w:t xml:space="preserve"> User can evaluate strength of card relative to other cards in database.</w:t>
+            </w:r>
+          </w:p>
+        </w:tc>
+      </w:tr>
+    </w:tbl>
+    <w:p/>
+    <w:p>
+      <w:r>
+        <w:rPr>
+          <w:noProof/>
+        </w:rPr>
+        <mc:AlternateContent>
+          <mc:Choice Requires="wpi">
+            <w:drawing>
+              <wp:anchor distT="0" distB="0" distL="114300" distR="114300" simplePos="0" relativeHeight="251677696" behindDoc="0" locked="0" layoutInCell="1" allowOverlap="1" wp14:anchorId="4941333F" wp14:editId="3711175E">
+                <wp:simplePos x="0" y="0"/>
+                <wp:positionH relativeFrom="column">
+                  <wp:posOffset>-240525</wp:posOffset>
+                </wp:positionH>
+                <wp:positionV relativeFrom="paragraph">
+                  <wp:posOffset>514655</wp:posOffset>
+                </wp:positionV>
+                <wp:extent cx="3322080" cy="2620800"/>
+                <wp:effectExtent l="38100" t="38100" r="50165" b="46355"/>
+                <wp:wrapNone/>
+                <wp:docPr id="1168991134" name="Ink 39"/>
+                <wp:cNvGraphicFramePr/>
+                <a:graphic xmlns:a="http://schemas.openxmlformats.org/drawingml/2006/main">
+                  <a:graphicData uri="http://schemas.microsoft.com/office/word/2010/wordprocessingInk">
+                    <w14:contentPart bwMode="auto" r:id="rId5">
+                      <w14:nvContentPartPr>
+                        <w14:cNvContentPartPr/>
+                      </w14:nvContentPartPr>
+                      <w14:xfrm>
+                        <a:off x="0" y="0"/>
+                        <a:ext cx="3322080" cy="2620800"/>
+                      </w14:xfrm>
+                    </w14:contentPart>
+                  </a:graphicData>
+                </a:graphic>
+              </wp:anchor>
+            </w:drawing>
+          </mc:Choice>
+          <mc:Fallback>
+            <w:pict>
+              <v:shapetype w14:anchorId="7707A5CD" id="_x0000_t75" coordsize="21600,21600" o:spt="75" o:preferrelative="t" path="m@4@5l@4@11@9@11@9@5xe" filled="f" stroked="f">
+                <v:stroke joinstyle="miter"/>
+                <v:formulas>
+                  <v:f eqn="if lineDrawn pixelLineWidth 0"/>
+                  <v:f eqn="sum @0 1 0"/>
+                  <v:f eqn="sum 0 0 @1"/>
+                  <v:f eqn="prod @2 1 2"/>
+                  <v:f eqn="prod @3 21600 pixelWidth"/>
+                  <v:f eqn="prod @3 21600 pixelHeight"/>
+                  <v:f eqn="sum @0 0 1"/>
+                  <v:f eqn="prod @6 1 2"/>
+                  <v:f eqn="prod @7 21600 pixelWidth"/>
+                  <v:f eqn="sum @8 21600 0"/>
+                  <v:f eqn="prod @7 21600 pixelHeight"/>
+                  <v:f eqn="sum @10 21600 0"/>
+                </v:formulas>
+                <v:path o:extrusionok="f" gradientshapeok="t" o:connecttype="rect"/>
+                <o:lock v:ext="edit" aspectratio="t"/>
+              </v:shapetype>
+              <v:shape id="Ink 39" o:spid="_x0000_s1026" type="#_x0000_t75" style="position:absolute;margin-left:-19.45pt;margin-top:40pt;width:262.6pt;height:207.35pt;z-index:251677696;visibility:visible;mso-wrap-style:square;mso-wrap-distance-left:9pt;mso-wrap-distance-top:0;mso-wrap-distance-right:9pt;mso-wrap-distance-bottom:0;mso-position-horizontal:absolute;mso-position-horizontal-relative:text;mso-position-vertical:absolute;mso-position-vertical-relative:text" o:gfxdata="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">
+                <v:imagedata r:id="rId6" o:title=""/>
+              </v:shape>
+            </w:pict>
+          </mc:Fallback>
+        </mc:AlternateContent>
+      </w:r>
+      <w:r>
+        <w:rPr>
+          <w:noProof/>
+        </w:rPr>
+        <mc:AlternateContent>
+          <mc:Choice Requires="wpi">
+            <w:drawing>
+              <wp:anchor distT="0" distB="0" distL="114300" distR="114300" simplePos="0" relativeHeight="251676672" behindDoc="0" locked="0" layoutInCell="1" allowOverlap="1" wp14:anchorId="40AF6E17" wp14:editId="2A7A0A78">
+                <wp:simplePos x="0" y="0"/>
+                <wp:positionH relativeFrom="column">
+                  <wp:posOffset>283995</wp:posOffset>
+                </wp:positionH>
+                <wp:positionV relativeFrom="paragraph">
+                  <wp:posOffset>187055</wp:posOffset>
+                </wp:positionV>
+                <wp:extent cx="546120" cy="520560"/>
+                <wp:effectExtent l="38100" t="38100" r="44450" b="51435"/>
+                <wp:wrapNone/>
+                <wp:docPr id="1190143080" name="Ink 37"/>
+                <wp:cNvGraphicFramePr/>
+                <a:graphic xmlns:a="http://schemas.openxmlformats.org/drawingml/2006/main">
+                  <a:graphicData uri="http://schemas.microsoft.com/office/word/2010/wordprocessingInk">
+                    <w14:contentPart bwMode="auto" r:id="rId7">
+                      <w14:nvContentPartPr>
+                        <w14:cNvContentPartPr/>
+                      </w14:nvContentPartPr>
+                      <w14:xfrm>
+                        <a:off x="0" y="0"/>
+                        <a:ext cx="546120" cy="520560"/>
+                      </w14:xfrm>
+                    </w14:contentPart>
+                  </a:graphicData>
+                </a:graphic>
+              </wp:anchor>
+            </w:drawing>
+          </mc:Choice>
+          <mc:Fallback>
+            <w:pict>
+              <v:shape w14:anchorId="2AD5C8F3" id="Ink 37" o:spid="_x0000_s1026" type="#_x0000_t75" style="position:absolute;margin-left:21.85pt;margin-top:14.25pt;width:43.95pt;height:42pt;z-index:251676672;visibility:visible;mso-wrap-style:square;mso-wrap-distance-left:9pt;mso-wrap-distance-top:0;mso-wrap-distance-right:9pt;mso-wrap-distance-bottom:0;mso-position-horizontal:absolute;mso-position-horizontal-relative:text;mso-position-vertical:absolute;mso-position-vertical-relative:text" o:gfxdata="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">
+                <v:imagedata r:id="rId8" o:title=""/>
+              </v:shape>
+            </w:pict>
+          </mc:Fallback>
+        </mc:AlternateContent>
+      </w:r>
+      <w:r>
+        <w:rPr>
+          <w:noProof/>
+        </w:rPr>
+        <mc:AlternateContent>
+          <mc:Choice Requires="wpi">
+            <w:drawing>
+              <wp:anchor distT="0" distB="0" distL="114300" distR="114300" simplePos="0" relativeHeight="251673600" behindDoc="0" locked="0" layoutInCell="1" allowOverlap="1" wp14:anchorId="2E6322D5" wp14:editId="23F4319D">
+                <wp:simplePos x="0" y="0"/>
+                <wp:positionH relativeFrom="column">
+                  <wp:posOffset>2342835</wp:posOffset>
+                </wp:positionH>
+                <wp:positionV relativeFrom="paragraph">
+                  <wp:posOffset>1768895</wp:posOffset>
+                </wp:positionV>
+                <wp:extent cx="765000" cy="889200"/>
+                <wp:effectExtent l="38100" t="38100" r="35560" b="44450"/>
+                <wp:wrapNone/>
+                <wp:docPr id="1567073208" name="Ink 34"/>
+                <wp:cNvGraphicFramePr/>
+                <a:graphic xmlns:a="http://schemas.openxmlformats.org/drawingml/2006/main">
+                  <a:graphicData uri="http://schemas.microsoft.com/office/word/2010/wordprocessingInk">
+                    <w14:contentPart bwMode="auto" r:id="rId9">
+                      <w14:nvContentPartPr>
+                        <w14:cNvContentPartPr/>
+                      </w14:nvContentPartPr>
+                      <w14:xfrm>
+                        <a:off x="0" y="0"/>
+                        <a:ext cx="765000" cy="889200"/>
+                      </w14:xfrm>
+                    </w14:contentPart>
+                  </a:graphicData>
+                </a:graphic>
+              </wp:anchor>
+            </w:drawing>
+          </mc:Choice>
+          <mc:Fallback>
+            <w:pict>
+              <v:shape w14:anchorId="657E4D1F" id="Ink 34" o:spid="_x0000_s1026" type="#_x0000_t75" style="position:absolute;margin-left:184pt;margin-top:138.8pt;width:61.25pt;height:71pt;z-index:251673600;visibility:visible;mso-wrap-style:square;mso-wrap-distance-left:9pt;mso-wrap-distance-top:0;mso-wrap-distance-right:9pt;mso-wrap-distance-bottom:0;mso-position-horizontal:absolute;mso-position-horizontal-relative:text;mso-position-vertical:absolute;mso-position-vertical-relative:text" o:gfxdata="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">
+                <v:imagedata r:id="rId10" o:title=""/>
+              </v:shape>
+            </w:pict>
+          </mc:Fallback>
+        </mc:AlternateContent>
+      </w:r>
+      <w:r>
+        <w:rPr>
+          <w:noProof/>
+        </w:rPr>
+        <mc:AlternateContent>
+          <mc:Choice Requires="wpi">
+            <w:drawing>
+              <wp:anchor distT="0" distB="0" distL="114300" distR="114300" simplePos="0" relativeHeight="251671552" behindDoc="0" locked="0" layoutInCell="1" allowOverlap="1" wp14:anchorId="55FDCD01" wp14:editId="65EC5E18">
+                <wp:simplePos x="0" y="0"/>
+                <wp:positionH relativeFrom="column">
+                  <wp:posOffset>923290</wp:posOffset>
+                </wp:positionH>
+                <wp:positionV relativeFrom="paragraph">
+                  <wp:posOffset>1606550</wp:posOffset>
+                </wp:positionV>
+                <wp:extent cx="2161740" cy="1251585"/>
+                <wp:effectExtent l="38100" t="38100" r="48260" b="43815"/>
+                <wp:wrapNone/>
+                <wp:docPr id="832616854" name="Ink 31"/>
+                <wp:cNvGraphicFramePr/>
+                <a:graphic xmlns:a="http://schemas.openxmlformats.org/drawingml/2006/main">
+                  <a:graphicData uri="http://schemas.microsoft.com/office/word/2010/wordprocessingInk">
+                    <w14:contentPart bwMode="auto" r:id="rId11">
+                      <w14:nvContentPartPr>
+                        <w14:cNvContentPartPr/>
+                      </w14:nvContentPartPr>
+                      <w14:xfrm>
+                        <a:off x="0" y="0"/>
+                        <a:ext cx="2161740" cy="1251585"/>
+                      </w14:xfrm>
+                    </w14:contentPart>
+                  </a:graphicData>
+                </a:graphic>
+              </wp:anchor>
+            </w:drawing>
+          </mc:Choice>
+          <mc:Fallback>
+            <w:pict>
+              <v:shape w14:anchorId="365B0B1A" id="Ink 31" o:spid="_x0000_s1026" type="#_x0000_t75" style="position:absolute;margin-left:72.2pt;margin-top:126pt;width:171.2pt;height:99.5pt;z-index:251671552;visibility:visible;mso-wrap-style:square;mso-wrap-distance-left:9pt;mso-wrap-distance-top:0;mso-wrap-distance-right:9pt;mso-wrap-distance-bottom:0;mso-position-horizontal:absolute;mso-position-horizontal-relative:text;mso-position-vertical:absolute;mso-position-vertical-relative:text" o:gfxdata="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">
+                <v:imagedata r:id="rId12" o:title=""/>
+              </v:shape>
+            </w:pict>
+          </mc:Fallback>
+        </mc:AlternateContent>
+      </w:r>
+      <w:r>
+        <w:rPr>
+          <w:noProof/>
+        </w:rPr>
+        <mc:AlternateContent>
+          <mc:Choice Requires="wpi">
+            <w:drawing>
+              <wp:anchor distT="0" distB="0" distL="114300" distR="114300" simplePos="0" relativeHeight="251668480" behindDoc="0" locked="0" layoutInCell="1" allowOverlap="1" wp14:anchorId="388F861F" wp14:editId="612C0841">
+                <wp:simplePos x="0" y="0"/>
+                <wp:positionH relativeFrom="column">
+                  <wp:posOffset>1720215</wp:posOffset>
+                </wp:positionH>
+                <wp:positionV relativeFrom="paragraph">
+                  <wp:posOffset>333375</wp:posOffset>
+                </wp:positionV>
+                <wp:extent cx="1384935" cy="1073730"/>
+                <wp:effectExtent l="38100" t="38100" r="43815" b="50800"/>
+                <wp:wrapNone/>
+                <wp:docPr id="2053518614" name="Ink 26"/>
+                <wp:cNvGraphicFramePr/>
+                <a:graphic xmlns:a="http://schemas.openxmlformats.org/drawingml/2006/main">
+                  <a:graphicData uri="http://schemas.microsoft.com/office/word/2010/wordprocessingInk">
+                    <w14:contentPart bwMode="auto" r:id="rId13">
+                      <w14:nvContentPartPr>
+                        <w14:cNvContentPartPr/>
+                      </w14:nvContentPartPr>
+                      <w14:xfrm>
+                        <a:off x="0" y="0"/>
+                        <a:ext cx="1384935" cy="1073730"/>
+                      </w14:xfrm>
+                    </w14:contentPart>
+                  </a:graphicData>
+                </a:graphic>
+              </wp:anchor>
+            </w:drawing>
+          </mc:Choice>
+          <mc:Fallback>
+            <w:pict>
+              <v:shape w14:anchorId="0FC21ACA" id="Ink 26" o:spid="_x0000_s1026" type="#_x0000_t75" style="position:absolute;margin-left:134.95pt;margin-top:25.75pt;width:110pt;height:85.55pt;z-index:251668480;visibility:visible;mso-wrap-style:square;mso-wrap-distance-left:9pt;mso-wrap-distance-top:0;mso-wrap-distance-right:9pt;mso-wrap-distance-bottom:0;mso-position-horizontal:absolute;mso-position-horizontal-relative:text;mso-position-vertical:absolute;mso-position-vertical-relative:text" o:gfxdata="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">
+                <v:imagedata r:id="rId14" o:title=""/>
+              </v:shape>
+            </w:pict>
+          </mc:Fallback>
+        </mc:AlternateContent>
+      </w:r>
+      <w:r>
+        <w:rPr>
+          <w:noProof/>
+        </w:rPr>
+        <mc:AlternateContent>
+          <mc:Choice Requires="wpi">
+            <w:drawing>
+              <wp:anchor distT="0" distB="0" distL="114300" distR="114300" simplePos="0" relativeHeight="251661312" behindDoc="0" locked="0" layoutInCell="1" allowOverlap="1" wp14:anchorId="02949CE5" wp14:editId="18754B5A">
+                <wp:simplePos x="0" y="0"/>
+                <wp:positionH relativeFrom="column">
+                  <wp:posOffset>1149795</wp:posOffset>
+                </wp:positionH>
+                <wp:positionV relativeFrom="paragraph">
+                  <wp:posOffset>673055</wp:posOffset>
+                </wp:positionV>
+                <wp:extent cx="69480" cy="3960"/>
+                <wp:effectExtent l="38100" t="38100" r="45085" b="34290"/>
+                <wp:wrapNone/>
+                <wp:docPr id="1036448607" name="Ink 13"/>
+                <wp:cNvGraphicFramePr/>
+                <a:graphic xmlns:a="http://schemas.openxmlformats.org/drawingml/2006/main">
+                  <a:graphicData uri="http://schemas.microsoft.com/office/word/2010/wordprocessingInk">
+                    <w14:contentPart bwMode="auto" r:id="rId15">
+                      <w14:nvContentPartPr>
+                        <w14:cNvContentPartPr/>
+                      </w14:nvContentPartPr>
+                      <w14:xfrm>
+                        <a:off x="0" y="0"/>
+                        <a:ext cx="69480" cy="3960"/>
+                      </w14:xfrm>
+                    </w14:contentPart>
+                  </a:graphicData>
+                </a:graphic>
+              </wp:anchor>
+            </w:drawing>
+          </mc:Choice>
+          <mc:Fallback>
+            <w:pict>
+              <v:shape w14:anchorId="08B29CDC" id="Ink 13" o:spid="_x0000_s1026" type="#_x0000_t75" style="position:absolute;margin-left:90.05pt;margin-top:52.5pt;width:6.45pt;height:1.3pt;z-index:251661312;visibility:visible;mso-wrap-style:square;mso-wrap-distance-left:9pt;mso-wrap-distance-top:0;mso-wrap-distance-right:9pt;mso-wrap-distance-bottom:0;mso-position-horizontal:absolute;mso-position-horizontal-relative:text;mso-position-vertical:absolute;mso-position-vertical-relative:text" o:gfxdata="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">
+                <v:imagedata r:id="rId16" o:title=""/>
+              </v:shape>
+            </w:pict>
+          </mc:Fallback>
+        </mc:AlternateContent>
+      </w:r>
+      <w:r>
+        <w:rPr>
+          <w:noProof/>
+        </w:rPr>
+        <mc:AlternateContent>
+          <mc:Choice Requires="wpi">
+            <w:drawing>
+              <wp:anchor distT="0" distB="0" distL="114300" distR="114300" simplePos="0" relativeHeight="251660288" behindDoc="0" locked="0" layoutInCell="1" allowOverlap="1" wp14:anchorId="58EFA9E3" wp14:editId="6A4AF9FC">
+                <wp:simplePos x="0" y="0"/>
+                <wp:positionH relativeFrom="column">
+                  <wp:posOffset>1286955</wp:posOffset>
+                </wp:positionH>
+                <wp:positionV relativeFrom="paragraph">
+                  <wp:posOffset>-76825</wp:posOffset>
+                </wp:positionV>
+                <wp:extent cx="1835640" cy="1105920"/>
+                <wp:effectExtent l="38100" t="38100" r="50800" b="37465"/>
+                <wp:wrapNone/>
+                <wp:docPr id="1298101168" name="Ink 12"/>
+                <wp:cNvGraphicFramePr/>
+                <a:graphic xmlns:a="http://schemas.openxmlformats.org/drawingml/2006/main">
+                  <a:graphicData uri="http://schemas.microsoft.com/office/word/2010/wordprocessingInk">
+                    <w14:contentPart bwMode="auto" r:id="rId17">
+                      <w14:nvContentPartPr>
+                        <w14:cNvContentPartPr/>
+                      </w14:nvContentPartPr>
+                      <w14:xfrm>
+                        <a:off x="0" y="0"/>
+                        <a:ext cx="1835640" cy="1105920"/>
+                      </w14:xfrm>
+                    </w14:contentPart>
+                  </a:graphicData>
+                </a:graphic>
+              </wp:anchor>
+            </w:drawing>
+          </mc:Choice>
+          <mc:Fallback>
+            <w:pict>
+              <v:shape w14:anchorId="2128016E" id="Ink 12" o:spid="_x0000_s1026" type="#_x0000_t75" style="position:absolute;margin-left:100.85pt;margin-top:-6.55pt;width:145.55pt;height:88.1pt;z-index:251660288;visibility:visible;mso-wrap-style:square;mso-wrap-distance-left:9pt;mso-wrap-distance-top:0;mso-wrap-distance-right:9pt;mso-wrap-distance-bottom:0;mso-position-horizontal:absolute;mso-position-horizontal-relative:text;mso-position-vertical:absolute;mso-position-vertical-relative:text" o:gfxdata="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">
+                <v:imagedata r:id="rId18" o:title=""/>
+              </v:shape>
+            </w:pict>
+          </mc:Fallback>
+        </mc:AlternateContent>
+      </w:r>
+      <w:r>
+        <w:rPr>
+          <w:noProof/>
+        </w:rPr>
+        <mc:AlternateContent>
+          <mc:Choice Requires="wpi">
+            <w:drawing>
+              <wp:anchor distT="0" distB="0" distL="114300" distR="114300" simplePos="0" relativeHeight="251659264" behindDoc="0" locked="0" layoutInCell="1" allowOverlap="1" wp14:anchorId="2AEBBF92" wp14:editId="3ABA37BE">
+                <wp:simplePos x="0" y="0"/>
+                <wp:positionH relativeFrom="column">
+                  <wp:posOffset>801315</wp:posOffset>
+                </wp:positionH>
+                <wp:positionV relativeFrom="paragraph">
+                  <wp:posOffset>274535</wp:posOffset>
+                </wp:positionV>
+                <wp:extent cx="735480" cy="402840"/>
+                <wp:effectExtent l="38100" t="38100" r="45720" b="35560"/>
+                <wp:wrapNone/>
+                <wp:docPr id="1532079478" name="Ink 11"/>
+                <wp:cNvGraphicFramePr/>
+                <a:graphic xmlns:a="http://schemas.openxmlformats.org/drawingml/2006/main">
+                  <a:graphicData uri="http://schemas.microsoft.com/office/word/2010/wordprocessingInk">
+                    <w14:contentPart bwMode="auto" r:id="rId19">
+                      <w14:nvContentPartPr>
+                        <w14:cNvContentPartPr/>
+                      </w14:nvContentPartPr>
+                      <w14:xfrm>
+                        <a:off x="0" y="0"/>
+                        <a:ext cx="735480" cy="402840"/>
+                      </w14:xfrm>
+                    </w14:contentPart>
+                  </a:graphicData>
+                </a:graphic>
+              </wp:anchor>
+            </w:drawing>
+          </mc:Choice>
+          <mc:Fallback>
+            <w:pict>
+              <v:shape w14:anchorId="284A5CD4" id="Ink 11" o:spid="_x0000_s1026" type="#_x0000_t75" style="position:absolute;margin-left:62.6pt;margin-top:21.1pt;width:58.9pt;height:32.7pt;z-index:251659264;visibility:visible;mso-wrap-style:square;mso-wrap-distance-left:9pt;mso-wrap-distance-top:0;mso-wrap-distance-right:9pt;mso-wrap-distance-bottom:0;mso-position-horizontal:absolute;mso-position-horizontal-relative:text;mso-position-vertical:absolute;mso-position-vertical-relative:text" o:gfxdata="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">
+                <v:imagedata r:id="rId20" o:title=""/>
+              </v:shape>
+            </w:pict>
+          </mc:Fallback>
+        </mc:AlternateContent>
+      </w:r>
+      <w:r>
+        <w:rPr>
+          <w:noProof/>
+        </w:rPr>
+        <w:t xml:space="preserve"> </w:t>
+      </w:r>
+      <w:r>
+        <w:rPr>
+          <w:noProof/>
+        </w:rPr>
+        <w:drawing>
+          <wp:anchor distT="0" distB="0" distL="114300" distR="114300" simplePos="0" relativeHeight="251658240" behindDoc="1" locked="0" layoutInCell="1" allowOverlap="1" wp14:anchorId="59BCBAD0" wp14:editId="7032BAA4">
+            <wp:simplePos x="0" y="0"/>
+            <wp:positionH relativeFrom="column">
+              <wp:posOffset>0</wp:posOffset>
+            </wp:positionH>
+            <wp:positionV relativeFrom="paragraph">
+              <wp:posOffset>635</wp:posOffset>
+            </wp:positionV>
+            <wp:extent cx="2649171" cy="3629025"/>
+            <wp:effectExtent l="0" t="0" r="0" b="0"/>
+            <wp:wrapTight wrapText="bothSides">
+              <wp:wrapPolygon edited="0">
+                <wp:start x="0" y="0"/>
+                <wp:lineTo x="0" y="21430"/>
+                <wp:lineTo x="21439" y="21430"/>
+                <wp:lineTo x="21439" y="0"/>
+                <wp:lineTo x="0" y="0"/>
+              </wp:wrapPolygon>
+            </wp:wrapTight>
+            <wp:docPr id="1331613831" name="Picture 1" descr="Charizard Pokemon Card"/>
+            <wp:cNvGraphicFramePr>
+              <a:graphicFrameLocks xmlns:a="http://schemas.openxmlformats.org/drawingml/2006/main" noChangeAspect="1"/>
+            </wp:cNvGraphicFramePr>
+            <a:graphic xmlns:a="http://schemas.openxmlformats.org/drawingml/2006/main">
+              <a:graphicData uri="http://schemas.openxmlformats.org/drawingml/2006/picture">
+                <pic:pic xmlns:pic="http://schemas.openxmlformats.org/drawingml/2006/picture">
+                  <pic:nvPicPr>
+                    <pic:cNvPr id="0" name="Picture 1" descr="Charizard Pokemon Card"/>
+                    <pic:cNvPicPr>
+                      <a:picLocks noChangeAspect="1" noChangeArrowheads="1"/>
+                    </pic:cNvPicPr>
+                  </pic:nvPicPr>
+                  <pic:blipFill>
+                    <a:blip r:embed="rId21" cstate="print">
+                      <a:extLst>
+                        <a:ext uri="{28A0092B-C50C-407E-A947-70E740481C1C}">
+                          <a14:useLocalDpi xmlns:a14="http://schemas.microsoft.com/office/drawing/2010/main" val="0"/>
+                        </a:ext>
+                      </a:extLst>
+                    </a:blip>
+                    <a:srcRect/>
+                    <a:stretch>
+                      <a:fillRect/>
+                    </a:stretch>
+                  </pic:blipFill>
+                  <pic:spPr bwMode="auto">
+                    <a:xfrm>
+                      <a:off x="0" y="0"/>
+                      <a:ext cx="2649171" cy="3629025"/>
+                    </a:xfrm>
+                    <a:prstGeom prst="rect">
+                      <a:avLst/>
+                    </a:prstGeom>
+                    <a:noFill/>
+                    <a:ln>
+                      <a:noFill/>
+                    </a:ln>
+                  </pic:spPr>
+                </pic:pic>
+              </a:graphicData>
+            </a:graphic>
+            <wp14:sizeRelH relativeFrom="page">
+              <wp14:pctWidth>0</wp14:pctWidth>
+            </wp14:sizeRelH>
+            <wp14:sizeRelV relativeFrom="page">
+              <wp14:pctHeight>0</wp14:pctHeight>
+            </wp14:sizeRelV>
+          </wp:anchor>
+        </w:drawing>
+      </w:r>
+    </w:p>
+    <w:tbl>
+      <w:tblPr>
+        <w:tblStyle w:val="TableGrid"/>
+        <w:tblpPr w:leftFromText="180" w:rightFromText="180" w:vertAnchor="text" w:horzAnchor="margin" w:tblpXSpec="right" w:tblpY="-42"/>
+        <w:tblW w:w="0" w:type="auto"/>
+        <w:tblLook w:val="04A0" w:firstRow="1" w:lastRow="0" w:firstColumn="1" w:lastColumn="0" w:noHBand="0" w:noVBand="1"/>
+      </w:tblPr>
+      <w:tblGrid>
+        <w:gridCol w:w="2337"/>
+        <w:gridCol w:w="2191"/>
+      </w:tblGrid>
+      <w:tr>
+        <w:tc>
+          <w:tcPr>
+            <w:tcW w:w="4528" w:type="dxa"/>
+            <w:gridSpan w:val="2"/>
+            <w:shd w:val="clear" w:color="auto" w:fill="BFBFBF" w:themeFill="background1" w:themeFillShade="BF"/>
+          </w:tcPr>
+          <w:p>
+            <w:pPr>
+              <w:jc w:val="center"/>
+            </w:pPr>
+            <w:r>
+              <w:t>Example</w:t>
+            </w:r>
+          </w:p>
+        </w:tc>
+      </w:tr>
+      <w:tr>
+        <w:tc>
+          <w:tcPr>
+            <w:tcW w:w="2337" w:type="dxa"/>
+          </w:tcPr>
+          <w:p>
+            <w:r>
+              <w:t>id</w:t>
+            </w:r>
+          </w:p>
+        </w:tc>
+        <w:tc>
+          <w:tcPr>
+            <w:tcW w:w="2191" w:type="dxa"/>
+          </w:tcPr>
+          <w:p>
+            <w:r>
+              <w:t>1</w:t>
+            </w:r>
+          </w:p>
+        </w:tc>
+      </w:tr>
+      <w:tr>
+        <w:tc>
+          <w:tcPr>
+            <w:tcW w:w="2337" w:type="dxa"/>
+          </w:tcPr>
+          <w:p>
+            <w:r>
+              <w:t>enteredDateTime</w:t>
+            </w:r>
+          </w:p>
+        </w:tc>
+        <w:tc>
+          <w:tcPr>
+            <w:tcW w:w="2191" w:type="dxa"/>
+          </w:tcPr>
+          <w:p>
+            <w:r>
+              <w:t>10:35 17</w:t>
+            </w:r>
+            <w:r>
+              <w:rPr>
+                <w:vertAlign w:val="superscript"/>
+              </w:rPr>
+              <w:t>th</w:t>
+            </w:r>
+            <w:r>
+              <w:t xml:space="preserve"> September 2026</w:t>
+            </w:r>
+          </w:p>
+        </w:tc>
+      </w:tr>
+      <w:tr>
+        <w:tc>
+          <w:tcPr>
+            <w:tcW w:w="2337" w:type="dxa"/>
+          </w:tcPr>
+          <w:p>
+            <w:r>
+              <w:t>cardName</w:t>
+            </w:r>
+          </w:p>
+        </w:tc>
+        <w:tc>
+          <w:tcPr>
+            <w:tcW w:w="2191" w:type="dxa"/>
+          </w:tcPr>
+          <w:p>
+            <w:r>
+              <w:t>Charizard</w:t>
+            </w:r>
+          </w:p>
+        </w:tc>
+      </w:tr>
+      <w:tr>
+        <w:tc>
+          <w:tcPr>
+            <w:tcW w:w="2337" w:type="dxa"/>
+          </w:tcPr>
+          <w:p>
+            <w:r>
+              <w:t>cardType</w:t>
+            </w:r>
+          </w:p>
+        </w:tc>
+        <w:tc>
+          <w:tcPr>
+            <w:tcW w:w="2191" w:type="dxa"/>
+          </w:tcPr>
+          <w:p>
+            <w:r>
+              <w:t>Fire</w:t>
+            </w:r>
+          </w:p>
+        </w:tc>
+      </w:tr>
+      <w:tr>
+        <w:tc>
+          <w:tcPr>
+            <w:tcW w:w="2337" w:type="dxa"/>
+          </w:tcPr>
+          <w:p>
+            <w:r>
+              <w:t>cardHitPoints</w:t>
+            </w:r>
+          </w:p>
+        </w:tc>
+        <w:tc>
+          <w:tcPr>
+            <w:tcW w:w="2191" w:type="dxa"/>
+          </w:tcPr>
+          <w:p>
+            <w:r>
+              <w:t>150</w:t>
+            </w:r>
+          </w:p>
+        </w:tc>
+      </w:tr>
+      <w:tr>
+        <w:tc>
+          <w:tcPr>
+            <w:tcW w:w="2337" w:type="dxa"/>
+          </w:tcPr>
+          <w:p>
+            <w:r>
+              <w:t>cardAttackName</w:t>
+            </w:r>
+          </w:p>
+        </w:tc>
+        <w:tc>
+          <w:tcPr>
+            <w:tcW w:w="2191" w:type="dxa"/>
+          </w:tcPr>
+          <w:p>
+            <w:r>
+              <w:t>Fire Spin</w:t>
+            </w:r>
+          </w:p>
+        </w:tc>
+      </w:tr>
+      <w:tr>
+        <w:tc>
+          <w:tcPr>
+            <w:tcW w:w="2337" w:type="dxa"/>
+          </w:tcPr>
+          <w:p>
+            <w:r>
+              <w:t>cardAttackDamage</w:t>
+            </w:r>
+          </w:p>
+        </w:tc>
+        <w:tc>
+          <w:tcPr>
+            <w:tcW w:w="2191" w:type="dxa"/>
+          </w:tcPr>
+          <w:p>
+            <w:r>
+              <w:t>200</w:t>
+            </w:r>
+          </w:p>
+        </w:tc>
+      </w:tr>
+      <w:tr>
+        <w:tc>
+          <w:tcPr>
+            <w:tcW w:w="2337" w:type="dxa"/>
+          </w:tcPr>
+          <w:p>
+            <w:r>
+              <w:t>cardAttackCost</w:t>
+            </w:r>
+          </w:p>
+        </w:tc>
+        <w:tc>
+          <w:tcPr>
+            <w:tcW w:w="2191" w:type="dxa"/>
+          </w:tcPr>
+          <w:p>
+            <w:r>
+              <w:t>4</w:t>
+            </w:r>
+          </w:p>
+        </w:tc>
+      </w:tr>
+      <w:tr>
+        <w:tc>
+          <w:tcPr>
+            <w:tcW w:w="2337" w:type="dxa"/>
+          </w:tcPr>
+          <w:p>
+            <w:r>
+              <w:t>cardStage</w:t>
+            </w:r>
+          </w:p>
+        </w:tc>
+        <w:tc>
+          <w:tcPr>
+            <w:tcW w:w="2191" w:type="dxa"/>
+          </w:tcPr>
+          <w:p>
+            <w:r>
+              <w:t>2</w:t>
+            </w:r>
+          </w:p>
+        </w:tc>
+      </w:tr>
+      <w:tr>
+        <w:tc>
+          <w:tcPr>
+            <w:tcW w:w="2337" w:type="dxa"/>
+          </w:tcPr>
+          <w:p>
+            <w:r>
+              <w:t>cardRetreatCost</w:t>
+            </w:r>
+          </w:p>
+        </w:tc>
+        <w:tc>
+          <w:tcPr>
+            <w:tcW w:w="2191" w:type="dxa"/>
+          </w:tcPr>
+          <w:p>
+            <w:r>
+              <w:t>3</w:t>
+            </w:r>
+          </w:p>
         </w:tc>
       </w:tr>
     </w:tbl>
@@ -276,7 +1038,196 @@
         <w:pStyle w:val="Heading1"/>
       </w:pPr>
       <w:r>
-        <w:lastRenderedPageBreak/>
+        <w:rPr>
+          <w:noProof/>
+        </w:rPr>
+        <mc:AlternateContent>
+          <mc:Choice Requires="wpi">
+            <w:drawing>
+              <wp:anchor distT="0" distB="0" distL="114300" distR="114300" simplePos="0" relativeHeight="251680768" behindDoc="0" locked="0" layoutInCell="1" allowOverlap="1" wp14:anchorId="06BCCF5E" wp14:editId="63DFEA39">
+                <wp:simplePos x="0" y="0"/>
+                <wp:positionH relativeFrom="column">
+                  <wp:posOffset>469265</wp:posOffset>
+                </wp:positionH>
+                <wp:positionV relativeFrom="paragraph">
+                  <wp:posOffset>2149475</wp:posOffset>
+                </wp:positionV>
+                <wp:extent cx="3401630" cy="976630"/>
+                <wp:effectExtent l="38100" t="38100" r="46990" b="52070"/>
+                <wp:wrapNone/>
+                <wp:docPr id="1542474808" name="Ink 42"/>
+                <wp:cNvGraphicFramePr/>
+                <a:graphic xmlns:a="http://schemas.openxmlformats.org/drawingml/2006/main">
+                  <a:graphicData uri="http://schemas.microsoft.com/office/word/2010/wordprocessingInk">
+                    <w14:contentPart bwMode="auto" r:id="rId22">
+                      <w14:nvContentPartPr>
+                        <w14:cNvContentPartPr/>
+                      </w14:nvContentPartPr>
+                      <w14:xfrm>
+                        <a:off x="0" y="0"/>
+                        <a:ext cx="3401630" cy="976630"/>
+                      </w14:xfrm>
+                    </w14:contentPart>
+                  </a:graphicData>
+                </a:graphic>
+              </wp:anchor>
+            </w:drawing>
+          </mc:Choice>
+          <mc:Fallback>
+            <w:pict>
+              <v:shape w14:anchorId="6A8C6DE2" id="Ink 42" o:spid="_x0000_s1026" type="#_x0000_t75" style="position:absolute;margin-left:36.45pt;margin-top:168.75pt;width:268.85pt;height:77.85pt;z-index:251680768;visibility:visible;mso-wrap-style:square;mso-wrap-distance-left:9pt;mso-wrap-distance-top:0;mso-wrap-distance-right:9pt;mso-wrap-distance-bottom:0;mso-position-horizontal:absolute;mso-position-horizontal-relative:text;mso-position-vertical:absolute;mso-position-vertical-relative:text" o:gfxdata="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">
+                <v:imagedata r:id="rId23" o:title=""/>
+              </v:shape>
+            </w:pict>
+          </mc:Fallback>
+        </mc:AlternateContent>
+      </w:r>
+      <w:r>
+        <w:rPr>
+          <w:noProof/>
+        </w:rPr>
+        <mc:AlternateContent>
+          <mc:Choice Requires="wpi">
+            <w:drawing>
+              <wp:anchor distT="0" distB="0" distL="114300" distR="114300" simplePos="0" relativeHeight="251675648" behindDoc="0" locked="0" layoutInCell="1" allowOverlap="1" wp14:anchorId="5B2DADED" wp14:editId="432C04E5">
+                <wp:simplePos x="0" y="0"/>
+                <wp:positionH relativeFrom="column">
+                  <wp:posOffset>733275</wp:posOffset>
+                </wp:positionH>
+                <wp:positionV relativeFrom="paragraph">
+                  <wp:posOffset>1638305</wp:posOffset>
+                </wp:positionV>
+                <wp:extent cx="2435040" cy="1107000"/>
+                <wp:effectExtent l="38100" t="38100" r="41910" b="36195"/>
+                <wp:wrapNone/>
+                <wp:docPr id="69265911" name="Ink 36"/>
+                <wp:cNvGraphicFramePr/>
+                <a:graphic xmlns:a="http://schemas.openxmlformats.org/drawingml/2006/main">
+                  <a:graphicData uri="http://schemas.microsoft.com/office/word/2010/wordprocessingInk">
+                    <w14:contentPart bwMode="auto" r:id="rId24">
+                      <w14:nvContentPartPr>
+                        <w14:cNvContentPartPr/>
+                      </w14:nvContentPartPr>
+                      <w14:xfrm>
+                        <a:off x="0" y="0"/>
+                        <a:ext cx="2435040" cy="1107000"/>
+                      </w14:xfrm>
+                    </w14:contentPart>
+                  </a:graphicData>
+                </a:graphic>
+              </wp:anchor>
+            </w:drawing>
+          </mc:Choice>
+          <mc:Fallback>
+            <w:pict>
+              <v:shape w14:anchorId="039FC7BC" id="Ink 36" o:spid="_x0000_s1026" type="#_x0000_t75" style="position:absolute;margin-left:57.25pt;margin-top:128.5pt;width:192.75pt;height:88.15pt;z-index:251675648;visibility:visible;mso-wrap-style:square;mso-wrap-distance-left:9pt;mso-wrap-distance-top:0;mso-wrap-distance-right:9pt;mso-wrap-distance-bottom:0;mso-position-horizontal:absolute;mso-position-horizontal-relative:text;mso-position-vertical:absolute;mso-position-vertical-relative:text" o:gfxdata="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">
+                <v:imagedata r:id="rId25" o:title=""/>
+              </v:shape>
+            </w:pict>
+          </mc:Fallback>
+        </mc:AlternateContent>
+      </w:r>
+      <w:r>
+        <w:rPr>
+          <w:noProof/>
+        </w:rPr>
+        <mc:AlternateContent>
+          <mc:Choice Requires="wpi">
+            <w:drawing>
+              <wp:anchor distT="0" distB="0" distL="114300" distR="114300" simplePos="0" relativeHeight="251674624" behindDoc="0" locked="0" layoutInCell="1" allowOverlap="1" wp14:anchorId="42B91015" wp14:editId="0F7622D4">
+                <wp:simplePos x="0" y="0"/>
+                <wp:positionH relativeFrom="column">
+                  <wp:posOffset>307395</wp:posOffset>
+                </wp:positionH>
+                <wp:positionV relativeFrom="paragraph">
+                  <wp:posOffset>2315105</wp:posOffset>
+                </wp:positionV>
+                <wp:extent cx="676800" cy="248400"/>
+                <wp:effectExtent l="38100" t="38100" r="47625" b="37465"/>
+                <wp:wrapNone/>
+                <wp:docPr id="1513537032" name="Ink 35"/>
+                <wp:cNvGraphicFramePr/>
+                <a:graphic xmlns:a="http://schemas.openxmlformats.org/drawingml/2006/main">
+                  <a:graphicData uri="http://schemas.microsoft.com/office/word/2010/wordprocessingInk">
+                    <w14:contentPart bwMode="auto" r:id="rId26">
+                      <w14:nvContentPartPr>
+                        <w14:cNvContentPartPr/>
+                      </w14:nvContentPartPr>
+                      <w14:xfrm>
+                        <a:off x="0" y="0"/>
+                        <a:ext cx="676800" cy="248400"/>
+                      </w14:xfrm>
+                    </w14:contentPart>
+                  </a:graphicData>
+                </a:graphic>
+              </wp:anchor>
+            </w:drawing>
+          </mc:Choice>
+          <mc:Fallback>
+            <w:pict>
+              <v:shape w14:anchorId="4409D62E" id="Ink 35" o:spid="_x0000_s1026" type="#_x0000_t75" style="position:absolute;margin-left:23.7pt;margin-top:181.8pt;width:54.3pt;height:20.5pt;z-index:251674624;visibility:visible;mso-wrap-style:square;mso-wrap-distance-left:9pt;mso-wrap-distance-top:0;mso-wrap-distance-right:9pt;mso-wrap-distance-bottom:0;mso-position-horizontal:absolute;mso-position-horizontal-relative:text;mso-position-vertical:absolute;mso-position-vertical-relative:text" o:gfxdata="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">
+                <v:imagedata r:id="rId27" o:title=""/>
+              </v:shape>
+            </w:pict>
+          </mc:Fallback>
+        </mc:AlternateContent>
+      </w:r>
+      <w:r>
+        <w:rPr>
+          <w:noProof/>
+        </w:rPr>
+        <mc:AlternateContent>
+          <mc:Choice Requires="wpi">
+            <w:drawing>
+              <wp:anchor distT="0" distB="0" distL="114300" distR="114300" simplePos="0" relativeHeight="251672576" behindDoc="0" locked="0" layoutInCell="1" allowOverlap="1" wp14:anchorId="04A3BBD4" wp14:editId="7506E27A">
+                <wp:simplePos x="0" y="0"/>
+                <wp:positionH relativeFrom="column">
+                  <wp:posOffset>1913355</wp:posOffset>
+                </wp:positionH>
+                <wp:positionV relativeFrom="paragraph">
+                  <wp:posOffset>2370905</wp:posOffset>
+                </wp:positionV>
+                <wp:extent cx="490320" cy="252720"/>
+                <wp:effectExtent l="38100" t="38100" r="5080" b="52705"/>
+                <wp:wrapNone/>
+                <wp:docPr id="397761715" name="Ink 32"/>
+                <wp:cNvGraphicFramePr/>
+                <a:graphic xmlns:a="http://schemas.openxmlformats.org/drawingml/2006/main">
+                  <a:graphicData uri="http://schemas.microsoft.com/office/word/2010/wordprocessingInk">
+                    <w14:contentPart bwMode="auto" r:id="rId28">
+                      <w14:nvContentPartPr>
+                        <w14:cNvContentPartPr/>
+                      </w14:nvContentPartPr>
+                      <w14:xfrm>
+                        <a:off x="0" y="0"/>
+                        <a:ext cx="490320" cy="252720"/>
+                      </w14:xfrm>
+                    </w14:contentPart>
+                  </a:graphicData>
+                </a:graphic>
+              </wp:anchor>
+            </w:drawing>
+          </mc:Choice>
+          <mc:Fallback>
+            <w:pict>
+              <v:shape w14:anchorId="5559011B" id="Ink 32" o:spid="_x0000_s1026" type="#_x0000_t75" style="position:absolute;margin-left:150.15pt;margin-top:186.2pt;width:39.55pt;height:20.9pt;z-index:251672576;visibility:visible;mso-wrap-style:square;mso-wrap-distance-left:9pt;mso-wrap-distance-top:0;mso-wrap-distance-right:9pt;mso-wrap-distance-bottom:0;mso-position-horizontal:absolute;mso-position-horizontal-relative:text;mso-position-vertical:absolute;mso-position-vertical-relative:text" o:gfxdata="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">
+                <v:imagedata r:id="rId29" o:title=""/>
+              </v:shape>
+            </w:pict>
+          </mc:Fallback>
+        </mc:AlternateContent>
+      </w:r>
+    </w:p>
+    <w:p>
+      <w:pPr>
+        <w:pStyle w:val="Heading1"/>
+      </w:pPr>
+    </w:p>
+    <w:p>
+      <w:pPr>
+        <w:pStyle w:val="Heading1"/>
+      </w:pPr>
+      <w:r>
         <w:t>Fields</w:t>
       </w:r>
     </w:p>
@@ -287,14 +1238,14 @@
         <w:tblLook w:val="04A0" w:firstRow="1" w:lastRow="0" w:firstColumn="1" w:lastColumn="0" w:noHBand="0" w:noVBand="1"/>
       </w:tblPr>
       <w:tblGrid>
-        <w:gridCol w:w="2306"/>
-        <w:gridCol w:w="2197"/>
-        <w:gridCol w:w="4847"/>
+        <w:gridCol w:w="2337"/>
+        <w:gridCol w:w="2191"/>
+        <w:gridCol w:w="4822"/>
       </w:tblGrid>
       <w:tr>
         <w:tc>
           <w:tcPr>
-            <w:tcW w:w="2358" w:type="dxa"/>
+            <w:tcW w:w="2337" w:type="dxa"/>
             <w:shd w:val="clear" w:color="auto" w:fill="BFBFBF" w:themeFill="background1" w:themeFillShade="BF"/>
           </w:tcPr>
           <w:p>
@@ -305,7 +1256,7 @@
         </w:tc>
         <w:tc>
           <w:tcPr>
-            <w:tcW w:w="2250" w:type="dxa"/>
+            <w:tcW w:w="2191" w:type="dxa"/>
             <w:shd w:val="clear" w:color="auto" w:fill="BFBFBF" w:themeFill="background1" w:themeFillShade="BF"/>
           </w:tcPr>
           <w:p>
@@ -316,7 +1267,7 @@
         </w:tc>
         <w:tc>
           <w:tcPr>
-            <w:tcW w:w="4968" w:type="dxa"/>
+            <w:tcW w:w="4822" w:type="dxa"/>
             <w:shd w:val="clear" w:color="auto" w:fill="BFBFBF" w:themeFill="background1" w:themeFillShade="BF"/>
           </w:tcPr>
           <w:p>
@@ -329,181 +1280,324 @@
       <w:tr>
         <w:tc>
           <w:tcPr>
-            <w:tcW w:w="2358" w:type="dxa"/>
-          </w:tcPr>
-          <w:p/>
-        </w:tc>
-        <w:tc>
-          <w:tcPr>
-            <w:tcW w:w="2250" w:type="dxa"/>
-          </w:tcPr>
-          <w:p/>
-        </w:tc>
-        <w:tc>
-          <w:tcPr>
-            <w:tcW w:w="4968" w:type="dxa"/>
-          </w:tcPr>
-          <w:p/>
+            <w:tcW w:w="2337" w:type="dxa"/>
+          </w:tcPr>
+          <w:p>
+            <w:r>
+              <w:t>I</w:t>
+            </w:r>
+            <w:r>
+              <w:t>d</w:t>
+            </w:r>
+          </w:p>
+        </w:tc>
+        <w:tc>
+          <w:tcPr>
+            <w:tcW w:w="2191" w:type="dxa"/>
+          </w:tcPr>
+          <w:p>
+            <w:r>
+              <w:t>int</w:t>
+            </w:r>
+          </w:p>
+        </w:tc>
+        <w:tc>
+          <w:tcPr>
+            <w:tcW w:w="4822" w:type="dxa"/>
+          </w:tcPr>
+          <w:p>
+            <w:r>
+              <w:t>Unique Identifier for database table</w:t>
+            </w:r>
+          </w:p>
         </w:tc>
       </w:tr>
       <w:tr>
         <w:tc>
           <w:tcPr>
-            <w:tcW w:w="2358" w:type="dxa"/>
-          </w:tcPr>
-          <w:p/>
-        </w:tc>
-        <w:tc>
-          <w:tcPr>
-            <w:tcW w:w="2250" w:type="dxa"/>
-          </w:tcPr>
-          <w:p/>
-        </w:tc>
-        <w:tc>
-          <w:tcPr>
-            <w:tcW w:w="4968" w:type="dxa"/>
-          </w:tcPr>
-          <w:p/>
+            <w:tcW w:w="2337" w:type="dxa"/>
+          </w:tcPr>
+          <w:p>
+            <w:r>
+              <w:t>enteredDateTime</w:t>
+            </w:r>
+          </w:p>
+        </w:tc>
+        <w:tc>
+          <w:tcPr>
+            <w:tcW w:w="2191" w:type="dxa"/>
+          </w:tcPr>
+          <w:p>
+            <w:r>
+              <w:t>String</w:t>
+            </w:r>
+          </w:p>
+        </w:tc>
+        <w:tc>
+          <w:tcPr>
+            <w:tcW w:w="4822" w:type="dxa"/>
+          </w:tcPr>
+          <w:p>
+            <w:r>
+              <w:t>Date entered in application</w:t>
+            </w:r>
+          </w:p>
         </w:tc>
       </w:tr>
       <w:tr>
         <w:tc>
           <w:tcPr>
-            <w:tcW w:w="2358" w:type="dxa"/>
-          </w:tcPr>
-          <w:p/>
-        </w:tc>
-        <w:tc>
-          <w:tcPr>
-            <w:tcW w:w="2250" w:type="dxa"/>
-          </w:tcPr>
-          <w:p/>
-        </w:tc>
-        <w:tc>
-          <w:tcPr>
-            <w:tcW w:w="4968" w:type="dxa"/>
-          </w:tcPr>
-          <w:p/>
+            <w:tcW w:w="2337" w:type="dxa"/>
+          </w:tcPr>
+          <w:p>
+            <w:r>
+              <w:t>cardName</w:t>
+            </w:r>
+          </w:p>
+        </w:tc>
+        <w:tc>
+          <w:tcPr>
+            <w:tcW w:w="2191" w:type="dxa"/>
+          </w:tcPr>
+          <w:p>
+            <w:r>
+              <w:t>String</w:t>
+            </w:r>
+          </w:p>
+        </w:tc>
+        <w:tc>
+          <w:tcPr>
+            <w:tcW w:w="4822" w:type="dxa"/>
+          </w:tcPr>
+          <w:p>
+            <w:r>
+              <w:t>Name of Pokémon</w:t>
+            </w:r>
+          </w:p>
         </w:tc>
       </w:tr>
       <w:tr>
         <w:tc>
           <w:tcPr>
-            <w:tcW w:w="2358" w:type="dxa"/>
-          </w:tcPr>
-          <w:p/>
-        </w:tc>
-        <w:tc>
-          <w:tcPr>
-            <w:tcW w:w="2250" w:type="dxa"/>
-          </w:tcPr>
-          <w:p/>
-        </w:tc>
-        <w:tc>
-          <w:tcPr>
-            <w:tcW w:w="4968" w:type="dxa"/>
-          </w:tcPr>
-          <w:p/>
+            <w:tcW w:w="2337" w:type="dxa"/>
+          </w:tcPr>
+          <w:p>
+            <w:r>
+              <w:t>cardType</w:t>
+            </w:r>
+          </w:p>
+        </w:tc>
+        <w:tc>
+          <w:tcPr>
+            <w:tcW w:w="2191" w:type="dxa"/>
+          </w:tcPr>
+          <w:p>
+            <w:r>
+              <w:t>String</w:t>
+            </w:r>
+          </w:p>
+        </w:tc>
+        <w:tc>
+          <w:tcPr>
+            <w:tcW w:w="4822" w:type="dxa"/>
+          </w:tcPr>
+          <w:p>
+            <w:r>
+              <w:t>Elemental type of card</w:t>
+            </w:r>
+          </w:p>
         </w:tc>
       </w:tr>
       <w:tr>
         <w:tc>
           <w:tcPr>
-            <w:tcW w:w="2358" w:type="dxa"/>
-          </w:tcPr>
-          <w:p/>
-        </w:tc>
-        <w:tc>
-          <w:tcPr>
-            <w:tcW w:w="2250" w:type="dxa"/>
-          </w:tcPr>
-          <w:p/>
-        </w:tc>
-        <w:tc>
-          <w:tcPr>
-            <w:tcW w:w="4968" w:type="dxa"/>
-          </w:tcPr>
-          <w:p/>
+            <w:tcW w:w="2337" w:type="dxa"/>
+          </w:tcPr>
+          <w:p>
+            <w:r>
+              <w:t>cardHitPoints</w:t>
+            </w:r>
+          </w:p>
+        </w:tc>
+        <w:tc>
+          <w:tcPr>
+            <w:tcW w:w="2191" w:type="dxa"/>
+          </w:tcPr>
+          <w:p>
+            <w:r>
+              <w:t>int</w:t>
+            </w:r>
+          </w:p>
+        </w:tc>
+        <w:tc>
+          <w:tcPr>
+            <w:tcW w:w="4822" w:type="dxa"/>
+          </w:tcPr>
+          <w:p>
+            <w:r>
+              <w:t>HP of card</w:t>
+            </w:r>
+          </w:p>
         </w:tc>
       </w:tr>
       <w:tr>
         <w:tc>
           <w:tcPr>
-            <w:tcW w:w="2358" w:type="dxa"/>
-          </w:tcPr>
-          <w:p/>
-        </w:tc>
-        <w:tc>
-          <w:tcPr>
-            <w:tcW w:w="2250" w:type="dxa"/>
-          </w:tcPr>
-          <w:p/>
-        </w:tc>
-        <w:tc>
-          <w:tcPr>
-            <w:tcW w:w="4968" w:type="dxa"/>
-          </w:tcPr>
-          <w:p/>
+            <w:tcW w:w="2337" w:type="dxa"/>
+          </w:tcPr>
+          <w:p>
+            <w:r>
+              <w:t>cardAttackName</w:t>
+            </w:r>
+          </w:p>
+        </w:tc>
+        <w:tc>
+          <w:tcPr>
+            <w:tcW w:w="2191" w:type="dxa"/>
+          </w:tcPr>
+          <w:p>
+            <w:r>
+              <w:t>String</w:t>
+            </w:r>
+          </w:p>
+        </w:tc>
+        <w:tc>
+          <w:tcPr>
+            <w:tcW w:w="4822" w:type="dxa"/>
+          </w:tcPr>
+          <w:p>
+            <w:r>
+              <w:t>Name of first attack</w:t>
+            </w:r>
+          </w:p>
         </w:tc>
       </w:tr>
       <w:tr>
         <w:tc>
           <w:tcPr>
-            <w:tcW w:w="2358" w:type="dxa"/>
-          </w:tcPr>
-          <w:p/>
-        </w:tc>
-        <w:tc>
-          <w:tcPr>
-            <w:tcW w:w="2250" w:type="dxa"/>
-          </w:tcPr>
-          <w:p/>
-        </w:tc>
-        <w:tc>
-          <w:tcPr>
-            <w:tcW w:w="4968" w:type="dxa"/>
-          </w:tcPr>
-          <w:p/>
+            <w:tcW w:w="2337" w:type="dxa"/>
+          </w:tcPr>
+          <w:p>
+            <w:r>
+              <w:t>cardAttackDamage</w:t>
+            </w:r>
+          </w:p>
+        </w:tc>
+        <w:tc>
+          <w:tcPr>
+            <w:tcW w:w="2191" w:type="dxa"/>
+          </w:tcPr>
+          <w:p>
+            <w:r>
+              <w:t>int</w:t>
+            </w:r>
+          </w:p>
+        </w:tc>
+        <w:tc>
+          <w:tcPr>
+            <w:tcW w:w="4822" w:type="dxa"/>
+          </w:tcPr>
+          <w:p>
+            <w:r>
+              <w:t>Damage value of attack</w:t>
+            </w:r>
+          </w:p>
         </w:tc>
       </w:tr>
       <w:tr>
         <w:tc>
           <w:tcPr>
-            <w:tcW w:w="2358" w:type="dxa"/>
-          </w:tcPr>
-          <w:p/>
-        </w:tc>
-        <w:tc>
-          <w:tcPr>
-            <w:tcW w:w="2250" w:type="dxa"/>
-          </w:tcPr>
-          <w:p/>
-        </w:tc>
-        <w:tc>
-          <w:tcPr>
-            <w:tcW w:w="4968" w:type="dxa"/>
-          </w:tcPr>
-          <w:p/>
+            <w:tcW w:w="2337" w:type="dxa"/>
+          </w:tcPr>
+          <w:p>
+            <w:r>
+              <w:t>cardAttackCost</w:t>
+            </w:r>
+          </w:p>
+        </w:tc>
+        <w:tc>
+          <w:tcPr>
+            <w:tcW w:w="2191" w:type="dxa"/>
+          </w:tcPr>
+          <w:p>
+            <w:r>
+              <w:t>int</w:t>
+            </w:r>
+          </w:p>
+        </w:tc>
+        <w:tc>
+          <w:tcPr>
+            <w:tcW w:w="4822" w:type="dxa"/>
+          </w:tcPr>
+          <w:p>
+            <w:r>
+              <w:t>Energy cost of attack</w:t>
+            </w:r>
+          </w:p>
         </w:tc>
       </w:tr>
       <w:tr>
         <w:tc>
           <w:tcPr>
-            <w:tcW w:w="2358" w:type="dxa"/>
-          </w:tcPr>
-          <w:p/>
-        </w:tc>
-        <w:tc>
-          <w:tcPr>
-            <w:tcW w:w="2250" w:type="dxa"/>
-          </w:tcPr>
-          <w:p/>
-        </w:tc>
-        <w:tc>
-          <w:tcPr>
-            <w:tcW w:w="4968" w:type="dxa"/>
-          </w:tcPr>
-          <w:p/>
+            <w:tcW w:w="2337" w:type="dxa"/>
+          </w:tcPr>
+          <w:p>
+            <w:r>
+              <w:t>cardStage</w:t>
+            </w:r>
+          </w:p>
+        </w:tc>
+        <w:tc>
+          <w:tcPr>
+            <w:tcW w:w="2191" w:type="dxa"/>
+          </w:tcPr>
+          <w:p>
+            <w:r>
+              <w:t>int</w:t>
+            </w:r>
+          </w:p>
+        </w:tc>
+        <w:tc>
+          <w:tcPr>
+            <w:tcW w:w="4822" w:type="dxa"/>
+          </w:tcPr>
+          <w:p>
+            <w:r>
+              <w:t>Stage value of Pokémon (0 for Basic, 1 for Stage 1, 2 for Stage 2)</w:t>
+            </w:r>
+          </w:p>
+        </w:tc>
+      </w:tr>
+      <w:tr>
+        <w:tc>
+          <w:tcPr>
+            <w:tcW w:w="2337" w:type="dxa"/>
+          </w:tcPr>
+          <w:p>
+            <w:r>
+              <w:t>cardRetreatCost</w:t>
+            </w:r>
+          </w:p>
+        </w:tc>
+        <w:tc>
+          <w:tcPr>
+            <w:tcW w:w="2191" w:type="dxa"/>
+          </w:tcPr>
+          <w:p>
+            <w:r>
+              <w:t>Int</w:t>
+            </w:r>
+          </w:p>
+        </w:tc>
+        <w:tc>
+          <w:tcPr>
+            <w:tcW w:w="4822" w:type="dxa"/>
+          </w:tcPr>
+          <w:p>
+            <w:r>
+              <w:t>Number of energy in retreat cost</w:t>
+            </w:r>
+          </w:p>
         </w:tc>
       </w:tr>
     </w:tbl>
@@ -512,6 +1606,7 @@
         <w:pStyle w:val="Heading1"/>
       </w:pPr>
       <w:r>
+        <w:lastRenderedPageBreak/>
         <w:t>Calculation</w:t>
       </w:r>
     </w:p>
@@ -532,7 +1627,19 @@
           <w:p/>
           <w:p>
             <w:r>
-              <w:t>Add details about how the fields are used to provide some type of calculation.</w:t>
+              <w:t xml:space="preserve">The user can select one of the cards in the list and determine its effectiveness. If their Hit Points are greater than double the average Attack Damage of all other cards, it will display “Strong Defender”. If their Attack Damage is greater than the average Hit Points of all other cards, it will display “Strong Attacker”. If the Hit Points is less the average attack damage of all other cards, it will display “Weak Defender”. If the Attack Damage is less than half the average Hit Points of all other cards, it will display “Weak Attacker”. </w:t>
+            </w:r>
+            <w:r>
+              <w:t>Otherwise,</w:t>
+            </w:r>
+            <w:r>
+              <w:t xml:space="preserve"> it will display “Average Defender”/</w:t>
+            </w:r>
+            <w:r>
+              <w:t xml:space="preserve"> “</w:t>
+            </w:r>
+            <w:r>
+              <w:t>Average Attacker”.</w:t>
             </w:r>
           </w:p>
           <w:p/>
@@ -550,7 +1657,19 @@
     </w:p>
     <w:p>
       <w:r>
-        <w:t xml:space="preserve">Once the document is completed, move the details a repository that you create.  The developer creates the repository for the topic that they will be coding.  Add the other two project group members to the repository(or make public).  Add this document to the repository (Commit/Push).  </w:t>
+        <w:t xml:space="preserve">Once the document is completed, move the </w:t>
+      </w:r>
+      <w:r>
+        <w:t>details to</w:t>
+      </w:r>
+      <w:r>
+        <w:t xml:space="preserve"> a repository that you create.  The developer creates the repository for the topic that they will be coding.  Add the other two project group members to the </w:t>
+      </w:r>
+      <w:r>
+        <w:t>repository (</w:t>
+      </w:r>
+      <w:r>
+        <w:t xml:space="preserve">or make public).  Add this document to the repository (Commit/Push).  </w:t>
       </w:r>
       <w:r>
         <w:t>The description is to be added to the readme file of the repository.</w:t>
@@ -1169,7 +2288,6 @@
   <w:style w:type="character" w:default="1" w:styleId="DefaultParagraphFont">
     <w:name w:val="Default Paragraph Font"/>
     <w:uiPriority w:val="1"/>
-    <w:semiHidden/>
     <w:unhideWhenUsed/>
   </w:style>
   <w:style w:type="table" w:default="1" w:styleId="TableNormal">
@@ -1514,6 +2632,347 @@
     </w:tblPr>
   </w:style>
 </w:styles>
+</file>
+
+<file path=word/ink/ink1.xml><?xml version="1.0" encoding="utf-8"?>
+<inkml:ink xmlns:inkml="http://www.w3.org/2003/InkML">
+  <inkml:definitions>
+    <inkml:context xml:id="ctx0">
+      <inkml:inkSource xml:id="inkSrc0">
+        <inkml:traceFormat>
+          <inkml:channel name="X" type="integer" min="-2.14748E9" max="2.14748E9" units="cm"/>
+          <inkml:channel name="Y" type="integer" min="-2.14748E9" max="2.14748E9" units="cm"/>
+          <inkml:channel name="F" type="integer" max="32767" units="dev"/>
+        </inkml:traceFormat>
+        <inkml:channelProperties>
+          <inkml:channelProperty channel="X" name="resolution" value="1000" units="1/cm"/>
+          <inkml:channelProperty channel="Y" name="resolution" value="1000" units="1/cm"/>
+          <inkml:channelProperty channel="F" name="resolution" value="0" units="1/dev"/>
+        </inkml:channelProperties>
+      </inkml:inkSource>
+      <inkml:timestamp xml:id="ts0" timeString="2026-09-17T13:46:20.313"/>
+    </inkml:context>
+    <inkml:brush xml:id="br0">
+      <inkml:brushProperty name="width" value="0.035" units="cm"/>
+      <inkml:brushProperty name="height" value="0.035" units="cm"/>
+      <inkml:brushProperty name="color" value="#E71224"/>
+    </inkml:brush>
+  </inkml:definitions>
+  <inkml:trace contextRef="#ctx0" brushRef="#br0">1435 1 24575,'-1'5'0,"0"0"0,0 0 0,-1 0 0,1 0 0,-1 0 0,-1 0 0,1-1 0,-1 1 0,0-1 0,-5 7 0,-9 16 0,-44 86 0,-94 192 0,-137 442 0,39-137 0,25 89 0,119-328 0,102-348 0,-145 475 0,38 9 0,102-390 0,4 1 0,11 154 0,1-74 0,-4 691 0,0-873 0,2 1 0,0 0 0,0 0 0,2-1 0,0 0 0,1 0 0,1 0 0,9 19 0,8 10 0,42 57 0,-24-38 0,-25-36 0,21 53 0,-30-62 0,1 0 0,1-1 0,0 0 0,1-1 0,1 0 0,0-1 0,24 26 0,30 24 0,-33-32 0,0-2 0,2-2 0,53 37 0,-46-39 0,-1 2 0,-2 1 0,61 64 0,-82-79 0,0 0 0,0-2 0,2 0 0,36 21 0,86 33 0,-20-11 0,-92-44 0,1-1 0,0-1 0,0-2 0,51 9 0,53 16 0,-95-23 0,1-2 0,0-2 0,0-2 0,44 1 0,-31-2 0,78 2 0,-72-5 0,-1 3 0,0 2 0,89 21 0,-38-3 0,2-3 0,123 5 0,-210-22 0,0 0 0,35 13 0,-34-10 0,52 10 0,81 5 0,134 11 0,-258-29 0,0 1 0,-1 2 0,47 14 0,-38-8 0,57 8 0,28-10 0,210-10 0,-147-4 0,1935 3 0,-2096-2 0,1-2 0,-1-1 0,-1-1 0,1-1 0,27-12 0,61-13 0,-96 27 0,0-1 0,0 0 0,0-2 0,-1 0 0,28-16 0,-18 10 0,1 2 0,0 0 0,0 3 0,1 0 0,47-6 0,-33 7 0,70-23 0,-19-3 0,136-31 0,-198 56 0,-1-1 0,53-24 0,19-7 0,-80 32 0,-1-2 0,0-1 0,-1 0 0,0-2 0,-1-1 0,24-20 0,122-117 0,-130 115 0,-19 18 0,24-22 0,-1-2 0,-2-1 0,39-57 0,-70 81 0,0-1 0,-1 1 0,-1-1 0,-1-1 0,-1 1 0,-1-1 0,3-28 0,-1 13 0,15-48 0,-10 49 0,-1-1 0,-2 0 0,-2 0 0,-1-1 0,-2 1 0,0-40 0,-7-31 0,4-122 0,24 62 0,-22 148 0,0 0 0,1 1 0,1-1 0,1 1 0,13-30 0,-10 26 0,0-1 0,9-43 0,-15 45 0,2 0 0,0 1 0,12-28 0,-13 38 0,2 1 0,-1 0 0,1 0 0,1 1 0,-1-1 0,2 2 0,-1-1 0,11-8 0,-6 4 0,0 0 0,-1 0 0,10-17 0,-13 18 0,0 0 0,1 0 0,1 1 0,0 1 0,12-11 0,13-3-19,55-29-1,-44 26-1306,-23 14-5500</inkml:trace>
+</inkml:ink>
+</file>
+
+<file path=word/ink/ink10.xml><?xml version="1.0" encoding="utf-8"?>
+<inkml:ink xmlns:inkml="http://www.w3.org/2003/InkML">
+  <inkml:definitions>
+    <inkml:context xml:id="ctx0">
+      <inkml:inkSource xml:id="inkSrc0">
+        <inkml:traceFormat>
+          <inkml:channel name="X" type="integer" min="-2.14748E9" max="2.14748E9" units="cm"/>
+          <inkml:channel name="Y" type="integer" min="-2.14748E9" max="2.14748E9" units="cm"/>
+          <inkml:channel name="F" type="integer" max="32767" units="dev"/>
+        </inkml:traceFormat>
+        <inkml:channelProperties>
+          <inkml:channelProperty channel="X" name="resolution" value="1000" units="1/cm"/>
+          <inkml:channelProperty channel="Y" name="resolution" value="1000" units="1/cm"/>
+          <inkml:channelProperty channel="F" name="resolution" value="0" units="1/dev"/>
+        </inkml:channelProperties>
+      </inkml:inkSource>
+      <inkml:timestamp xml:id="ts0" timeString="2026-09-17T13:45:55.568"/>
+    </inkml:context>
+    <inkml:brush xml:id="br0">
+      <inkml:brushProperty name="width" value="0.035" units="cm"/>
+      <inkml:brushProperty name="height" value="0.035" units="cm"/>
+      <inkml:brushProperty name="color" value="#E71224"/>
+    </inkml:brush>
+  </inkml:definitions>
+  <inkml:trace contextRef="#ctx0" brushRef="#br0">0 2568 24575,'18'11'0,"-2"1"0,0 0 0,0 1 0,-1 1 0,18 21 0,1-1 0,-22-23 0,30 31 0,1-3 0,63 44 0,-76-63 0,1-1 0,0-2 0,1-1 0,1-2 0,1-1 0,0-2 0,0-1 0,37 6 0,37 12 0,-83-19 0,1-2 0,0-1 0,41 5 0,373-8 0,-222-6 0,1990 3 0,-2159-2 0,52-10 0,38-1 0,-88 11 0,0-2 0,-1-3 0,0-1 0,70-22 0,-84 18 0,0-1 0,-2-1 0,1-3 0,-2 0 0,0-2 0,49-39 0,-29 15 0,90-93 0,-125 115 0,-1-1 0,-1-1 0,-1 0 0,0-1 0,-2 0 0,-1-1 0,14-43 0,6-26 0,29-106 0,8-24 0,-25 90 0,-15 45 0,-11 39 0,18-85 0,-26 82 0,3 0 0,2 1 0,3 0 0,2 2 0,51-95 0,5 35 0,-48 73 0,34-61 0,-21 21 0,-7 9 0,66-96 0,-83 138 0,26-54 0,-35 62 0,1 1 0,0-1 0,1 1 0,1 1 0,1 0 0,0 1 0,28-27 0,27-21 0,-53 48 0,0 0 0,2 1 0,0 1 0,0 0 0,1 1 0,1 1 0,0 1 0,19-9 0,49-16 0,-63 23 0,1 2 0,0 1 0,1 1 0,0 1 0,38-6 0,148 8-317,-166 6-731,-16-1-5778</inkml:trace>
+</inkml:ink>
+</file>
+
+<file path=word/ink/ink11.xml><?xml version="1.0" encoding="utf-8"?>
+<inkml:ink xmlns:inkml="http://www.w3.org/2003/InkML">
+  <inkml:definitions>
+    <inkml:context xml:id="ctx0">
+      <inkml:inkSource xml:id="inkSrc0">
+        <inkml:traceFormat>
+          <inkml:channel name="X" type="integer" min="-2.14748E9" max="2.14748E9" units="cm"/>
+          <inkml:channel name="Y" type="integer" min="-2.14748E9" max="2.14748E9" units="cm"/>
+          <inkml:channel name="F" type="integer" max="32767" units="dev"/>
+        </inkml:traceFormat>
+        <inkml:channelProperties>
+          <inkml:channelProperty channel="X" name="resolution" value="1000" units="1/cm"/>
+          <inkml:channelProperty channel="Y" name="resolution" value="1000" units="1/cm"/>
+          <inkml:channelProperty channel="F" name="resolution" value="0" units="1/dev"/>
+        </inkml:channelProperties>
+      </inkml:inkSource>
+      <inkml:timestamp xml:id="ts0" timeString="2026-09-17T13:45:51.879"/>
+    </inkml:context>
+    <inkml:brush xml:id="br0">
+      <inkml:brushProperty name="width" value="0.035" units="cm"/>
+      <inkml:brushProperty name="height" value="0.035" units="cm"/>
+      <inkml:brushProperty name="color" value="#E71224"/>
+    </inkml:brush>
+  </inkml:definitions>
+  <inkml:trace contextRef="#ctx0" brushRef="#br0">1316 0 24575,'-938'0'0,"926"1"0,-1 0 0,1 0 0,0 1 0,-1 1 0,1 0 0,0 1 0,0 0 0,1 1 0,-1 0 0,1 0 0,0 2 0,1-1 0,-1 1 0,1 1 0,-11 10 0,8-4 0,0-1 0,0 2 0,1 0 0,1 0 0,1 1 0,0 1 0,1 0 0,1 0 0,-8 25 0,-10 20 0,18-46 0,1 0 0,1 0 0,0 1 0,1-1 0,-5 32 0,10-43 0,0-1 0,0 1 0,1 0 0,-1-1 0,1 1 0,0-1 0,0 1 0,0-1 0,1 1 0,-1-1 0,1 0 0,0 0 0,0 0 0,1 0 0,-1 0 0,1 0 0,0-1 0,0 1 0,0-1 0,1 0 0,-1 0 0,1 0 0,0 0 0,-1-1 0,1 1 0,8 3 0,113 47 0,-50-23 0,-51-21 0,1-1 0,0-1 0,0-1 0,1-1 0,28 2 0,131-2 0,884-6 0,-1057 2 0,-1-2 0,1 1 0,-1-1 0,1-1 0,-1 0 0,0-1 0,21-8 0,-27 9 0,-1 0 0,0 0 0,0-1 0,-1 0 0,1 0 0,-1 0 0,1 0 0,-1 0 0,0-1 0,0 0 0,0 1 0,-1-1 0,1 0 0,-1 0 0,0-1 0,0 1 0,-1 0 0,1-1 0,-1 1 0,0-1 0,0 1 0,0-9 0,3-10 0,-2-1 0,0 0 0,-2 0 0,-1 1 0,-1-1 0,-8-44 0,6 61 0,1-1 0,-1 0 0,0 1 0,-1 0 0,0 0 0,0 0 0,0 1 0,-1-1 0,0 1 0,0 1 0,-13-11 0,-8-2 0,-53-26 0,33 19 0,35 19 0,0 1 0,-1 1 0,1 0 0,-1 0 0,0 2 0,0-1 0,-18 0 0,-39-8 0,25-2 0,0 3 0,-1 2 0,-80-5 0,104 12-170,1-1-1,-1-1 0,1 0 1,0-2-1,0 0 0,1-2 1,-28-12-1,25 8-6655</inkml:trace>
+</inkml:ink>
+</file>
+
+<file path=word/ink/ink12.xml><?xml version="1.0" encoding="utf-8"?>
+<inkml:ink xmlns:inkml="http://www.w3.org/2003/InkML">
+  <inkml:definitions>
+    <inkml:context xml:id="ctx0">
+      <inkml:inkSource xml:id="inkSrc0">
+        <inkml:traceFormat>
+          <inkml:channel name="X" type="integer" min="-2.14748E9" max="2.14748E9" units="cm"/>
+          <inkml:channel name="Y" type="integer" min="-2.14748E9" max="2.14748E9" units="cm"/>
+          <inkml:channel name="F" type="integer" max="32767" units="dev"/>
+        </inkml:traceFormat>
+        <inkml:channelProperties>
+          <inkml:channelProperty channel="X" name="resolution" value="1000" units="1/cm"/>
+          <inkml:channelProperty channel="Y" name="resolution" value="1000" units="1/cm"/>
+          <inkml:channelProperty channel="F" name="resolution" value="0" units="1/dev"/>
+        </inkml:channelProperties>
+      </inkml:inkSource>
+      <inkml:timestamp xml:id="ts0" timeString="2026-09-17T13:45:43.293"/>
+    </inkml:context>
+    <inkml:brush xml:id="br0">
+      <inkml:brushProperty name="width" value="0.035" units="cm"/>
+      <inkml:brushProperty name="height" value="0.035" units="cm"/>
+      <inkml:brushProperty name="color" value="#E71224"/>
+    </inkml:brush>
+  </inkml:definitions>
+  <inkml:trace contextRef="#ctx0" brushRef="#br0">771 4 24575,'-120'-1'0,"-132"3"0,241-1 0,0 1 0,1 0 0,-1 1 0,1 1 0,-1-1 0,1 2 0,0-1 0,0 1 0,-16 12 0,-7 7 0,-37 34 0,65-53 0,-8 7 0,1 1 0,1 0 0,0 1 0,1 0 0,0 1 0,1 0 0,-11 26 0,1 7 0,-17 62 0,31-94 0,1 1 0,0 0 0,1 0 0,1 0 0,1 1 0,0-1 0,3 24 0,-2-36 0,1 0 0,0 0 0,0-1 0,0 1 0,1 0 0,-1-1 0,1 0 0,0 1 0,0-1 0,1 0 0,-1 0 0,1 0 0,0 0 0,0 0 0,0-1 0,1 0 0,-1 1 0,1-1 0,0 0 0,-1-1 0,1 1 0,1-1 0,-1 1 0,0-1 0,1-1 0,-1 1 0,1 0 0,-1-1 0,1 0 0,7 0 0,39 3 0,-1-2 0,68-7 0,0 1 0,471 4 0,-579 0 0,-1-1 0,0 0 0,1 0 0,-1-1 0,0 0 0,0-1 0,0 1 0,0-2 0,-1 0 0,13-7 0,0-2 0,-2-1 0,30-28 0,-1 0 0,-41 36 0,0-1 0,0-1 0,0 1 0,-1-1 0,0 0 0,0-1 0,-1 1 0,0-1 0,-1 0 0,0-1 0,0 1 0,-1-1 0,0 1 0,-1-1 0,2-18 0,-1-9 0,-2 0 0,-7-73 0,4 91 0,1 12 0,0 0 0,0 1 0,0 0 0,-1-1 0,0 1 0,-1 0 0,1 0 0,-1 0 0,0 0 0,-1 0 0,1 1 0,-1 0 0,-9-10 0,5 7 0,-1 0 0,0 1 0,0 1 0,-1-1 0,0 1 0,0 1 0,-16-7 0,2 3 0,-1 2 0,0 0 0,0 2 0,-1 1 0,1 0 0,-41 1 0,-221 7-1365,264-4-5461</inkml:trace>
+</inkml:ink>
+</file>
+
+<file path=word/ink/ink2.xml><?xml version="1.0" encoding="utf-8"?>
+<inkml:ink xmlns:inkml="http://www.w3.org/2003/InkML">
+  <inkml:definitions>
+    <inkml:context xml:id="ctx0">
+      <inkml:inkSource xml:id="inkSrc0">
+        <inkml:traceFormat>
+          <inkml:channel name="X" type="integer" min="-2.14748E9" max="2.14748E9" units="cm"/>
+          <inkml:channel name="Y" type="integer" min="-2.14748E9" max="2.14748E9" units="cm"/>
+          <inkml:channel name="F" type="integer" max="32767" units="dev"/>
+        </inkml:traceFormat>
+        <inkml:channelProperties>
+          <inkml:channelProperty channel="X" name="resolution" value="1000" units="1/cm"/>
+          <inkml:channelProperty channel="Y" name="resolution" value="1000" units="1/cm"/>
+          <inkml:channelProperty channel="F" name="resolution" value="0" units="1/dev"/>
+        </inkml:channelProperties>
+      </inkml:inkSource>
+      <inkml:timestamp xml:id="ts0" timeString="2026-09-17T13:46:06.840"/>
+    </inkml:context>
+    <inkml:brush xml:id="br0">
+      <inkml:brushProperty name="width" value="0.035" units="cm"/>
+      <inkml:brushProperty name="height" value="0.035" units="cm"/>
+      <inkml:brushProperty name="color" value="#E71224"/>
+    </inkml:brush>
+  </inkml:definitions>
+  <inkml:trace contextRef="#ctx0" brushRef="#br0">904 144 24575,'-160'-2'0,"-164"4"0,310 1 0,1-1 0,0 2 0,-1 0 0,1 0 0,1 2 0,-1-1 0,1 2 0,-22 13 0,-1 0 0,24-13 0,0 0 0,0 1 0,0 0 0,1 1 0,0 0 0,1 0 0,0 1 0,1 0 0,-12 19 0,0 5 0,-29 69 0,20-38 0,21-47 0,2 0 0,0 0 0,1 1 0,0 0 0,2 0 0,-2 29 0,6 120 0,1-86 0,-1-70 0,0-1 0,0 1 0,1-1 0,0 0 0,1 0 0,0 1 0,1-2 0,0 1 0,1 0 0,0-1 0,11 17 0,-4-12 0,0 0 0,0-1 0,1-1 0,1 0 0,0-1 0,23 16 0,29 20 0,-44-30 0,0-2 0,1 0 0,1-2 0,0 0 0,0-2 0,33 12 0,73 6 0,-3-2 0,-93-19 0,-1-2 0,1-1 0,65 2 0,105-14 0,-186 4 0,0-1 0,-1-2 0,1 1 0,-1-2 0,1 0 0,-2-2 0,1 0 0,23-15 0,-16 8 0,0-2 0,-2 0 0,0-2 0,34-37 0,-45 44 0,0-1 0,-1-1 0,-1 0 0,0 0 0,-1-1 0,0 0 0,-2 0 0,0-1 0,0 0 0,-1 0 0,-1 0 0,-1-1 0,-1 0 0,0 1 0,0-27 0,-5 0 0,-1 1 0,-2 1 0,-2-1 0,-2 1 0,-21-57 0,6 10 0,17 57 0,-1 0 0,-1 1 0,-1 0 0,-18-33 0,7 30 0,-2 0 0,-2 1 0,-1 2 0,-50-45 0,23 22 0,34 36-39,-2 1-1,0 1 1,-1 0-1,0 2 1,-1 0-1,-28-9 1,8 2-1050,17 7-5737</inkml:trace>
+</inkml:ink>
+</file>
+
+<file path=word/ink/ink3.xml><?xml version="1.0" encoding="utf-8"?>
+<inkml:ink xmlns:inkml="http://www.w3.org/2003/InkML">
+  <inkml:definitions>
+    <inkml:context xml:id="ctx0">
+      <inkml:inkSource xml:id="inkSrc0">
+        <inkml:traceFormat>
+          <inkml:channel name="X" type="integer" min="-2.14748E9" max="2.14748E9" units="cm"/>
+          <inkml:channel name="Y" type="integer" min="-2.14748E9" max="2.14748E9" units="cm"/>
+          <inkml:channel name="F" type="integer" max="32767" units="dev"/>
+        </inkml:traceFormat>
+        <inkml:channelProperties>
+          <inkml:channelProperty channel="X" name="resolution" value="1000" units="1/cm"/>
+          <inkml:channelProperty channel="Y" name="resolution" value="1000" units="1/cm"/>
+          <inkml:channelProperty channel="F" name="resolution" value="0" units="1/dev"/>
+        </inkml:channelProperties>
+      </inkml:inkSource>
+      <inkml:timestamp xml:id="ts0" timeString="2026-09-17T13:45:48.176"/>
+    </inkml:context>
+    <inkml:brush xml:id="br0">
+      <inkml:brushProperty name="width" value="0.035" units="cm"/>
+      <inkml:brushProperty name="height" value="0.035" units="cm"/>
+      <inkml:brushProperty name="color" value="#E71224"/>
+    </inkml:brush>
+  </inkml:definitions>
+  <inkml:trace contextRef="#ctx0" brushRef="#br0">1 2470 24575,'2'-76'0,"4"0"0,27-131 0,57-140 0,-79 309 0,115-395 0,-92 332 0,5 2 0,55-99 0,-59 120 0,-20 43 0,32-56 0,-40 79 0,1 2 0,0-1 0,0 1 0,1 0 0,1 1 0,-1 0 0,1 0 0,22-13 0,258-138 0,-237 138 0,1 1 0,105-25 0,-68 22 0,-52 10 0,-1-1 0,-1-2 0,44-26 0,54-25 0,-117 63 0,0-1 0,0 2 0,1 1 0,-1 0 0,22 0 0,-22 2 0,-1 0 0,1-1 0,-1-1 0,0-1 0,1-1 0,20-8 0,-12 1 0,100-43 0,-67 29-1365,-30 14-5461</inkml:trace>
+</inkml:ink>
+</file>
+
+<file path=word/ink/ink4.xml><?xml version="1.0" encoding="utf-8"?>
+<inkml:ink xmlns:inkml="http://www.w3.org/2003/InkML">
+  <inkml:definitions>
+    <inkml:context xml:id="ctx0">
+      <inkml:inkSource xml:id="inkSrc0">
+        <inkml:traceFormat>
+          <inkml:channel name="X" type="integer" min="-2.14748E9" max="2.14748E9" units="cm"/>
+          <inkml:channel name="Y" type="integer" min="-2.14748E9" max="2.14748E9" units="cm"/>
+          <inkml:channel name="F" type="integer" max="32767" units="dev"/>
+        </inkml:traceFormat>
+        <inkml:channelProperties>
+          <inkml:channelProperty channel="X" name="resolution" value="1000" units="1/cm"/>
+          <inkml:channelProperty channel="Y" name="resolution" value="1000" units="1/cm"/>
+          <inkml:channelProperty channel="F" name="resolution" value="0" units="1/dev"/>
+        </inkml:channelProperties>
+      </inkml:inkSource>
+      <inkml:timestamp xml:id="ts0" timeString="2026-09-17T13:45:35.520"/>
+    </inkml:context>
+    <inkml:brush xml:id="br0">
+      <inkml:brushProperty name="width" value="0.035" units="cm"/>
+      <inkml:brushProperty name="height" value="0.035" units="cm"/>
+      <inkml:brushProperty name="color" value="#E71224"/>
+    </inkml:brush>
+  </inkml:definitions>
+  <inkml:trace contextRef="#ctx0" brushRef="#br0">1377 2947 24575,'-1142'0'0,"1127"-1"0,0 2 0,1 0 0,-1 1 0,1 0 0,0 1 0,-1 1 0,1 0 0,-13 6 0,21-7 0,0 0 0,1 0 0,0 1 0,-1-1 0,1 1 0,0 0 0,1 1 0,-1-1 0,1 1 0,0 0 0,0 0 0,0 1 0,1-1 0,-1 1 0,1-1 0,1 1 0,-1 0 0,1 0 0,0 0 0,-1 9 0,1-5 0,0 0 0,1 0 0,0 1 0,0-1 0,1 0 0,1 0 0,0 0 0,0 0 0,1 0 0,5 18 0,-5-23 0,0-1 0,1 1 0,-1-1 0,1 1 0,0-1 0,1 0 0,-1 0 0,1 0 0,-1 0 0,1-1 0,0 1 0,0-1 0,1 0 0,-1 0 0,1-1 0,-1 1 0,1-1 0,0 0 0,0 0 0,0-1 0,0 1 0,8 0 0,38 7 0,376 66 0,-409-71 0,0 1 0,0 0 0,-1 1 0,24 13 0,-25-12 0,0 1 0,1-2 0,0 0 0,31 5 0,76 4 0,155 0 0,-192-15 0,104-2 0,-182 1 0,-1 0 0,0-1 0,1 0 0,-1-1 0,0 0 0,0 0 0,0 0 0,-1-1 0,1 0 0,-1-1 0,0 0 0,0 0 0,-1 0 0,1-1 0,-1 0 0,0 0 0,-1 0 0,1-1 0,-1 0 0,-1 0 0,1 0 0,-1-1 0,0 0 0,-1 0 0,0 0 0,0 0 0,1-11 0,9-24 0,-8 30 0,-1 0 0,-1 0 0,0 0 0,-1 0 0,1-17 0,-3 25 0,0 1 0,-1 0 0,1-1 0,-1 1 0,0 0 0,-1 0 0,1 0 0,-1 0 0,1 0 0,-1 0 0,0 0 0,-1 1 0,1-1 0,-1 1 0,1-1 0,-1 1 0,0 0 0,0 0 0,-1 0 0,-6-4 0,-2 0-21,1 0 0,-2 2 0,1-1 0,-1 2-1,0-1 1,0 2 0,-27-5 0,4 1-1175,8 0-5630</inkml:trace>
+  <inkml:trace contextRef="#ctx0" brushRef="#br0" timeOffset="1944.66">1376 2999 24575,'55'-49'0,"3"3"0,107-68 0,-20 16 0,364-304 0,-380 297 0,36-34 0,-139 113 0,0-1 0,34-49 0,10-15 0,-36 47 0,34-55 0,-52 72 0,1 0 0,0 2 0,43-47 0,9 2 0,117-105 0,-109 112 0,-6 4 0,109-69 0,-58 57 0,2 5 0,210-79 0,-232 103 0,-1-6 0,133-83 0,-218 122 0,31-16 0,92-33 0,-51 23 0,40-14 0,76-35 0,-174 71 0,0 1 0,59-15 0,-55 18 0,-1-1 0,42-19 0,-10 1 0,137-38 0,-126 44 0,51-24-1365,-102 35-5461</inkml:trace>
+</inkml:ink>
+</file>
+
+<file path=word/ink/ink5.xml><?xml version="1.0" encoding="utf-8"?>
+<inkml:ink xmlns:inkml="http://www.w3.org/2003/InkML">
+  <inkml:definitions>
+    <inkml:context xml:id="ctx0">
+      <inkml:inkSource xml:id="inkSrc0">
+        <inkml:traceFormat>
+          <inkml:channel name="X" type="integer" min="-2.14748E9" max="2.14748E9" units="cm"/>
+          <inkml:channel name="Y" type="integer" min="-2.14748E9" max="2.14748E9" units="cm"/>
+          <inkml:channel name="F" type="integer" max="32767" units="dev"/>
+        </inkml:traceFormat>
+        <inkml:channelProperties>
+          <inkml:channelProperty channel="X" name="resolution" value="1000" units="1/cm"/>
+          <inkml:channelProperty channel="Y" name="resolution" value="1000" units="1/cm"/>
+          <inkml:channelProperty channel="F" name="resolution" value="0" units="1/dev"/>
+        </inkml:channelProperties>
+      </inkml:inkSource>
+      <inkml:timestamp xml:id="ts0" timeString="2026-09-17T13:45:13.905"/>
+    </inkml:context>
+    <inkml:brush xml:id="br0">
+      <inkml:brushProperty name="width" value="0.035" units="cm"/>
+      <inkml:brushProperty name="height" value="0.035" units="cm"/>
+      <inkml:brushProperty name="color" value="#E71224"/>
+    </inkml:brush>
+  </inkml:definitions>
+  <inkml:trace contextRef="#ctx0" brushRef="#br0">1729 0 24575,'-21'1'0,"0"2"0,0 0 0,0 1 0,0 0 0,1 2 0,-25 11 0,0 1 0,-68 42 0,94-49 0,1 0 0,0 2 0,1 0 0,0 1 0,2 1 0,-27 31 0,34-36 0,1 0 0,0 1 0,1 0 0,1 1 0,-1-1 0,2 1 0,0 0 0,0 0 0,1 0 0,0 1 0,1-1 0,1 1 0,0 13 0,0 4 0,2 0 0,1 1 0,6 30 0,-6-50 0,1-1 0,0 0 0,0 0 0,1 0 0,1 0 0,0-1 0,0 0 0,1 0 0,0 0 0,0-1 0,1 0 0,10 10 0,-12-13 0,16 16 0,2-2 0,33 24 0,-47-38 0,0 0 0,1 0 0,-1-1 0,1 0 0,0-1 0,0 0 0,0 0 0,1-1 0,-1 0 0,16 0 0,13-1 0,1-1 0,57-8 0,-81 5 0,0-1 0,0 0 0,0-1 0,-1 0 0,1-1 0,-1-1 0,-1-1 0,24-15 0,-10 4 0,-2 1 0,-1-1 0,43-41 0,-62 54 0,0-1 0,0 0 0,-1-1 0,0 1 0,0-1 0,0 0 0,-1-1 0,0 1 0,-1-1 0,0 1 0,0-1 0,-1 0 0,0 0 0,0-13 0,-1-4 15,-1-1 0,-1 1 0,-2 0 0,-1 0 0,-1 0 0,-1 0 0,-13-37 0,13 48-121,0 0 0,-1 1 0,-1-1 0,0 2 0,-1-1 0,0 1-1,-1 0 1,0 1 0,-1 0 0,-1 1 0,0 0 0,0 1 0,-21-13 0,9 11-6720</inkml:trace>
+  <inkml:trace contextRef="#ctx0" brushRef="#br0" timeOffset="2427.17">2073 160 24575,'4'1'0,"0"1"0,0 0 0,0 0 0,-1 0 0,1 0 0,0 0 0,-1 1 0,5 4 0,6 3 0,28 20 0,-2 2 0,0 1 0,67 77 0,-64-64 0,1-2 0,56 42 0,-9-11 0,-4 4 0,116 136 0,-170-174 0,-1 2 0,46 86 0,-12-18 0,1 11 0,-50-87 0,2 0 0,2 0 0,27 35 0,40 45 0,84 148 0,-136-197 0,30 78 0,-59-124 0,-1 1 0,0 0 0,4 42 0,-8-48 0,-1-1 0,2 1 0,0 0 0,1-1 0,0 1 0,1-1 0,1 0 0,0-1 0,1 1 0,12 16 0,55 47-1365,-54-58-5461</inkml:trace>
+  <inkml:trace contextRef="#ctx0" brushRef="#br0" timeOffset="13588.31">327 820 24575,'-16'-1'0,"1"0"0,-1-2 0,1 0 0,0 0 0,0-2 0,-17-6 0,-82-43 0,108 51 0,0-1 0,1 0 0,-1 0 0,1 0 0,0-1 0,0 0 0,0 0 0,0 0 0,1 0 0,0-1 0,0 0 0,1 0 0,-1 0 0,1 0 0,1 0 0,-1-1 0,1 1 0,0-1 0,-1-9 0,0-10 0,1 0 0,1 1 0,5-51 0,-1 12 0,-2 51 0,0 0 0,0 0 0,1 0 0,1 1 0,0-1 0,1 1 0,0 0 0,1 0 0,0 0 0,1 1 0,8-12 0,-9 16 0,0-1 0,0 2 0,1-1 0,0 1 0,1 0 0,0 0 0,-1 1 0,2 0 0,-1 0 0,0 0 0,1 1 0,0 0 0,0 1 0,0 0 0,1 0 0,16-3 0,23 1 0,0 3 0,92 6 0,-24 0 0,31-6 0,136 5 0,-260-1 0,0 2 0,0 1 0,0 0 0,-1 2 0,38 15 0,-8 3 0,55 35 0,-92-48 0,0 1 0,0 0 0,-2 1 0,0 1 0,0 0 0,-1 1 0,-1 0 0,10 21 0,-15-24 0,0 0 0,-1 1 0,0 0 0,-1-1 0,-1 2 0,0-1 0,-1 0 0,1 24 0,-9 116 0,6-149 0,-1 5 0,0 0 0,0 0 0,-1 0 0,-1-1 0,1 1 0,-1-1 0,-1 1 0,0-1 0,0 0 0,-1 0 0,-10 13 0,11-17 0,-1 0 0,0 0 0,0-1 0,0 0 0,0 0 0,-1 0 0,0 0 0,0-1 0,0 0 0,0 0 0,0-1 0,-1 0 0,1 0 0,-1 0 0,0-1 0,1 0 0,-14 1 0,-278-3 0,114-3 0,156 2 0,0-1 0,0-1 0,-47-14 0,-20-3 0,50 13 0,-19-2 0,-75-4 0,119 12 27,1-1-1,-1 0 1,1-2-1,-22-7 1,-45-10-1525,54 18-5328</inkml:trace>
+  <inkml:trace contextRef="#ctx0" brushRef="#br0" timeOffset="15794.84">909 901 24575,'8'2'0,"0"1"0,0 0 0,-1 0 0,1 0 0,-1 1 0,1 1 0,-1-1 0,11 10 0,-11-8 0,286 221 0,51 35 0,-178-150 0,197 126 0,-189-143 0,38 24 0,-95-51 0,-87-53 0,0 2 0,-1 1 0,0 1 0,45 40 0,115 101 0,-147-126 0,103 88 0,181 198 0,-302-298-227,1-1-1,1-1 1,0-2-1,2-1 1,49 24-1,-54-30-6598</inkml:trace>
+</inkml:ink>
+</file>
+
+<file path=word/ink/ink6.xml><?xml version="1.0" encoding="utf-8"?>
+<inkml:ink xmlns:inkml="http://www.w3.org/2003/InkML">
+  <inkml:definitions>
+    <inkml:context xml:id="ctx0">
+      <inkml:inkSource xml:id="inkSrc0">
+        <inkml:traceFormat>
+          <inkml:channel name="X" type="integer" min="-2.14748E9" max="2.14748E9" units="cm"/>
+          <inkml:channel name="Y" type="integer" min="-2.14748E9" max="2.14748E9" units="cm"/>
+          <inkml:channel name="F" type="integer" max="32767" units="dev"/>
+        </inkml:traceFormat>
+        <inkml:channelProperties>
+          <inkml:channelProperty channel="X" name="resolution" value="1000" units="1/cm"/>
+          <inkml:channelProperty channel="Y" name="resolution" value="1000" units="1/cm"/>
+          <inkml:channelProperty channel="F" name="resolution" value="0" units="1/dev"/>
+        </inkml:channelProperties>
+      </inkml:inkSource>
+      <inkml:timestamp xml:id="ts0" timeString="2026-09-17T13:45:00.418"/>
+    </inkml:context>
+    <inkml:brush xml:id="br0">
+      <inkml:brushProperty name="width" value="0.035" units="cm"/>
+      <inkml:brushProperty name="height" value="0.035" units="cm"/>
+      <inkml:brushProperty name="color" value="#E71224"/>
+    </inkml:brush>
+  </inkml:definitions>
+  <inkml:trace contextRef="#ctx0" brushRef="#br0">193 11 24575,'-5'0'0,"-5"0"0,-11 0 0,-10 0 0,-5 0 0,0 0 0,5-5 0,9-1-8191</inkml:trace>
+</inkml:ink>
+</file>
+
+<file path=word/ink/ink7.xml><?xml version="1.0" encoding="utf-8"?>
+<inkml:ink xmlns:inkml="http://www.w3.org/2003/InkML">
+  <inkml:definitions>
+    <inkml:context xml:id="ctx0">
+      <inkml:inkSource xml:id="inkSrc0">
+        <inkml:traceFormat>
+          <inkml:channel name="X" type="integer" min="-2.14748E9" max="2.14748E9" units="cm"/>
+          <inkml:channel name="Y" type="integer" min="-2.14748E9" max="2.14748E9" units="cm"/>
+          <inkml:channel name="F" type="integer" max="32767" units="dev"/>
+        </inkml:traceFormat>
+        <inkml:channelProperties>
+          <inkml:channelProperty channel="X" name="resolution" value="1000" units="1/cm"/>
+          <inkml:channelProperty channel="Y" name="resolution" value="1000" units="1/cm"/>
+          <inkml:channelProperty channel="F" name="resolution" value="0" units="1/dev"/>
+        </inkml:channelProperties>
+      </inkml:inkSource>
+      <inkml:timestamp xml:id="ts0" timeString="2026-09-17T13:44:56.848"/>
+    </inkml:context>
+    <inkml:brush xml:id="br0">
+      <inkml:brushProperty name="width" value="0.035" units="cm"/>
+      <inkml:brushProperty name="height" value="0.035" units="cm"/>
+      <inkml:brushProperty name="color" value="#E71224"/>
+    </inkml:brush>
+  </inkml:definitions>
+  <inkml:trace contextRef="#ctx0" brushRef="#br0">23 956 24575,'-1'-1'0,"0"0"0,0 1 0,-1-1 0,1 0 0,0 0 0,0-1 0,0 1 0,0 0 0,0 0 0,0 0 0,0-1 0,0 1 0,0 0 0,1-1 0,-1 1 0,1-1 0,-1 1 0,1-1 0,-1 1 0,1-1 0,0 1 0,0-1 0,0 1 0,0-3 0,-5-41 0,6 35 0,0 0 0,0 0 0,1 1 0,1-1 0,-1 0 0,1 1 0,1-1 0,0 1 0,0 0 0,1 0 0,0 0 0,1 1 0,0 0 0,9-10 0,12-12 0,2 2 0,41-32 0,-33 29 0,208-150 0,131-32 0,-375 212 0,48-22 0,1 3 0,1 2 0,1 2 0,65-12 0,-40 9 0,-49 10 0,1 2 0,39-5 0,520-18 0,-371 28 0,192 5 0,-367 3 0,1 1 0,79 24 0,-51-11 0,-34-9 0,0 1 0,0 2 0,-1 2 0,42 25 0,125 94 0,-180-119 0,23 14 0,63 29 0,-70-40 0,-1 2 0,-1 1 0,46 37 0,-58-36 0,-1 2 0,25 34 0,0 0 0,-16-20 0,-3 0 0,49 86 0,35 98 0,-90-174 0,120 268 0,86 196 0,-198-444 0,4 0 0,2-3 0,93 122 0,-99-141 0,-2 1 0,36 77 0,57 117 0,-99-188 0,-19-40 0,1 0 0,0 0 0,1-1 0,1 1 0,0-2 0,0 1 0,2-1 0,10 11 0,3-2-1365,-2-1-5461</inkml:trace>
+</inkml:ink>
+</file>
+
+<file path=word/ink/ink8.xml><?xml version="1.0" encoding="utf-8"?>
+<inkml:ink xmlns:inkml="http://www.w3.org/2003/InkML">
+  <inkml:definitions>
+    <inkml:context xml:id="ctx0">
+      <inkml:inkSource xml:id="inkSrc0">
+        <inkml:traceFormat>
+          <inkml:channel name="X" type="integer" min="-2.14748E9" max="2.14748E9" units="cm"/>
+          <inkml:channel name="Y" type="integer" min="-2.14748E9" max="2.14748E9" units="cm"/>
+          <inkml:channel name="F" type="integer" max="32767" units="dev"/>
+        </inkml:traceFormat>
+        <inkml:channelProperties>
+          <inkml:channelProperty channel="X" name="resolution" value="1000" units="1/cm"/>
+          <inkml:channelProperty channel="Y" name="resolution" value="1000" units="1/cm"/>
+          <inkml:channelProperty channel="F" name="resolution" value="0" units="1/dev"/>
+        </inkml:channelProperties>
+      </inkml:inkSource>
+      <inkml:timestamp xml:id="ts0" timeString="2026-09-17T13:44:47.178"/>
+    </inkml:context>
+    <inkml:brush xml:id="br0">
+      <inkml:brushProperty name="width" value="0.035" units="cm"/>
+      <inkml:brushProperty name="height" value="0.035" units="cm"/>
+      <inkml:brushProperty name="color" value="#E71224"/>
+    </inkml:brush>
+  </inkml:definitions>
+  <inkml:trace contextRef="#ctx0" brushRef="#br0">1108 1038 24575,'-809'0'0,"796"0"0,0-1 0,1-1 0,-1 0 0,0-1 0,1 0 0,-1-1 0,1 0 0,0-1 0,1-1 0,-1 0 0,1 0 0,-15-12 0,17 12 0,1-1 0,0 0 0,0-1 0,1 1 0,0-2 0,0 1 0,1-1 0,0 0 0,0 0 0,1 0 0,0-1 0,1 0 0,0 0 0,1 0 0,-3-12 0,-5-42 0,-4-106 0,15 150 0,0-1 0,2 1 0,0 0 0,1 0 0,7-22 0,-7 33 0,0-1 0,0 1 0,1 0 0,1 1 0,0-1 0,0 1 0,0 0 0,1 0 0,0 0 0,1 1 0,0 0 0,13-11 0,25-13 0,1 2 0,1 2 0,2 2 0,68-25 0,172-33 0,-83 28 0,-172 45 0,0 3 0,1 1 0,0 1 0,37 1 0,140 8 0,-173-2 0,-7 1 0,0 1 0,-1 2 0,0 1 0,0 1 0,-1 2 0,55 25 0,-25-5 0,-2 3 0,67 50 0,-111-72 0,-1 0 0,0 1 0,-1 0 0,0 1 0,-1 0 0,0 1 0,-1 0 0,-1 1 0,0 0 0,-1 1 0,-1-1 0,-1 2 0,0-1 0,6 24 0,-6-10 0,-1 0 0,-2 0 0,-1 0 0,-1 1 0,-1-1 0,-2 0 0,-8 44 0,7-61 0,0 0 0,-1-1 0,-1 1 0,0-1 0,0 0 0,-1 0 0,-1-1 0,0 1 0,0-2 0,-1 1 0,-1-1 0,-18 18 0,2-7 0,0-1 0,-2-1 0,0-1 0,-31 14 0,35-21 0,-1 0 0,0-2 0,0-1 0,-1-1 0,-39 6 0,-130 5 0,86-10 0,-86 2-1365,165-10-5461</inkml:trace>
+</inkml:ink>
+</file>
+
+<file path=word/ink/ink9.xml><?xml version="1.0" encoding="utf-8"?>
+<inkml:ink xmlns:inkml="http://www.w3.org/2003/InkML">
+  <inkml:definitions>
+    <inkml:context xml:id="ctx0">
+      <inkml:inkSource xml:id="inkSrc0">
+        <inkml:traceFormat>
+          <inkml:channel name="X" type="integer" min="-2.14748E9" max="2.14748E9" units="cm"/>
+          <inkml:channel name="Y" type="integer" min="-2.14748E9" max="2.14748E9" units="cm"/>
+          <inkml:channel name="F" type="integer" max="32767" units="dev"/>
+        </inkml:traceFormat>
+        <inkml:channelProperties>
+          <inkml:channelProperty channel="X" name="resolution" value="1000" units="1/cm"/>
+          <inkml:channelProperty channel="Y" name="resolution" value="1000" units="1/cm"/>
+          <inkml:channelProperty channel="F" name="resolution" value="0" units="1/dev"/>
+        </inkml:channelProperties>
+      </inkml:inkSource>
+      <inkml:timestamp xml:id="ts0" timeString="2026-09-17T13:46:27.599"/>
+    </inkml:context>
+    <inkml:brush xml:id="br0">
+      <inkml:brushProperty name="width" value="0.035" units="cm"/>
+      <inkml:brushProperty name="height" value="0.035" units="cm"/>
+      <inkml:brushProperty name="color" value="#E71224"/>
+    </inkml:brush>
+  </inkml:definitions>
+  <inkml:trace contextRef="#ctx0" brushRef="#br0">1474 2127 24575,'-6'-1'0,"-1"0"0,1 0 0,-1 0 0,1-1 0,0 0 0,-1-1 0,1 1 0,-11-8 0,-34-11 0,-10 7 0,-112-9 0,45 12 0,-100-4 0,59 14 0,-181 4 0,338-2 0,1 1 0,-1 0 0,1 1 0,0 0 0,0 1 0,0 0 0,0 1 0,0 0 0,1 1 0,0 0 0,0 1 0,1 0 0,0 0 0,0 1 0,0 0 0,1 0 0,1 1 0,-1 0 0,1 1 0,1-1 0,0 1 0,0 1 0,1-1 0,0 1 0,1 0 0,0 0 0,1 0 0,-4 19 0,6-23 0,0 0 0,1 0 0,0 0 0,0 0 0,0 0 0,1 0 0,0 0 0,0 0 0,0 0 0,1-1 0,0 1 0,1 0 0,0-1 0,0 0 0,0 1 0,0-1 0,1 0 0,0-1 0,1 1 0,7 7 0,8 6 0,1-1 0,0-1 0,48 28 0,-6-3 0,-32-22 0,0-1 0,2-2 0,49 19 0,25 13 0,-92-42 0,-1-1 0,1-1 0,0 0 0,1-1 0,-1-1 0,1 0 0,21 1 0,118-6 0,-70-1 0,-1 4 0,-22 1 0,-1-3 0,0-3 0,81-15 0,-126 13 0,0-1 0,0 0 0,-1-2 0,0 1 0,0-2 0,-1 0 0,0-1 0,22-23 0,14-8 0,-21 21 0,-13 9 0,0 0 0,0-1 0,-1 0 0,-1-1 0,13-18 0,-23 27 0,-1 0 0,1-1 0,-1 1 0,-1-1 0,1 0 0,-1 0 0,0 0 0,-1-1 0,1 1 0,-1 0 0,-1-1 0,1 1 0,-1 0 0,0-1 0,0 1 0,-1 0 0,0-1 0,0 1 0,0 0 0,-3-8 0,-1 3-85,1 0 0,-2 0-1,0 0 1,0 1 0,0-1-1,-1 1 1,-1 1 0,0 0-1,0 0 1,-1 0 0,0 1-1,0 0 1,-1 1 0,0 0-1,-17-8 1,11 8-6741</inkml:trace>
+  <inkml:trace contextRef="#ctx0" brushRef="#br0" timeOffset="2176.27">1711 2364 24575,'150'12'0,"-27"0"0,764-7 0,-486-7 0,1727 2 0,-2056-4 0,-1-3 0,81-19 0,0 0 0,-87 15 0,-2-4 0,0-2 0,-1-3 0,70-32 0,-102 41 0,57-12 0,-5 1 0,139-41 0,-104 31 0,132-53 0,-56 7 0,162-73 0,-157 30 0,-32 17 0,102-48 0,76-42 0,-287 159 0,-1-3 0,-1-2 0,71-69 0,-52 43 0,-42 36 0,-1-1 0,-1-2 0,-2-1 0,-2-1 0,-1-2 0,-1 0 0,-3-1 0,-1-2 0,22-59 0,-20 52 0,2 0 0,37-53 0,-4 8 0,24-66-1365,-67 127-5461</inkml:trace>
+</inkml:ink>
 </file>
 
 <file path=word/theme/theme1.xml><?xml version="1.0" encoding="utf-8"?>
@@ -1809,4 +3268,16 @@
     </a:ext>
   </a:extLst>
 </a:theme>
+</file>
+
+<file path=customXml/item1.xml><?xml version="1.0" encoding="utf-8"?>
+<b:Sources xmlns:b="http://schemas.openxmlformats.org/officeDocument/2006/bibliography" xmlns="http://schemas.openxmlformats.org/officeDocument/2006/bibliography" SelectedStyle="\APASixthEditionOfficeOnline.xsl" StyleName="APA" Version="6"/>
+</file>
+
+<file path=customXml/itemProps1.xml><?xml version="1.0" encoding="utf-8"?>
+<ds:datastoreItem xmlns:ds="http://schemas.openxmlformats.org/officeDocument/2006/customXml" ds:itemID="{59D15AB6-92E2-4C5F-BD76-9FF63D88CD84}">
+  <ds:schemaRefs>
+    <ds:schemaRef ds:uri="http://schemas.openxmlformats.org/officeDocument/2006/bibliography"/>
+  </ds:schemaRefs>
+</ds:datastoreItem>
 </file>
--- a/Project/Documentation/Project_Topic_Document_Logan_Peter.docx
+++ b/Project/Documentation/Project_Topic_Document_Logan_Peter.docx
@@ -1,6 +1,6 @@
 
 <file path=word/document.xml><?xml version="1.0" encoding="utf-8"?>
-<w:document xmlns:wpc="http://schemas.microsoft.com/office/word/2010/wordprocessingCanvas" xmlns:cx="http://schemas.microsoft.com/office/drawing/2014/chartex" xmlns:cx1="http://schemas.microsoft.com/office/drawing/2015/9/8/chartex" xmlns:cx2="http://schemas.microsoft.com/office/drawing/2015/10/21/chartex" xmlns:cx3="http://schemas.microsoft.com/office/drawing/2016/5/9/chartex" xmlns:cx4="http://schemas.microsoft.com/office/drawing/2016/5/10/chartex" xmlns:cx5="http://schemas.microsoft.com/office/drawing/2016/5/11/chartex" xmlns:cx6="http://schemas.microsoft.com/office/drawing/2016/5/12/chartex" xmlns:cx7="http://schemas.microsoft.com/office/drawing/2016/5/13/chartex" xmlns:cx8="http://schemas.microsoft.com/office/drawing/2016/5/14/chartex" xmlns:mc="http://schemas.openxmlformats.org/markup-compatibility/2006" xmlns:aink="http://schemas.microsoft.com/office/drawing/2016/ink" xmlns:am3d="http://schemas.microsoft.com/office/drawing/2017/model3d" xmlns:o="urn:schemas-microsoft-com:office:office" xmlns:oel="http://schemas.microsoft.com/office/2019/extlst" xmlns:r="http://schemas.openxmlformats.org/officeDocument/2006/relationships" xmlns:m="http://schemas.openxmlformats.org/officeDocument/2006/math" xmlns:v="urn:schemas-microsoft-com:vml" xmlns:wp14="http://schemas.microsoft.com/office/word/2010/wordprocessingDrawing" xmlns:wp="http://schemas.openxmlformats.org/drawingml/2006/wordprocessingDrawing" xmlns:w10="urn:schemas-microsoft-com:office:word" xmlns:w="http://schemas.openxmlformats.org/wordprocessingml/2006/main" xmlns:w14="http://schemas.microsoft.com/office/word/2010/wordml" xmlns:w15="http://schemas.microsoft.com/office/word/2012/wordml" xmlns:w16cei="http://schemas.microsoft.com/office/word/2026/wordml/cei" xmlns:w16cex="http://schemas.microsoft.com/office/word/2018/wordml/cex" xmlns:w16cid="http://schemas.microsoft.com/office/word/2016/wordml/cid" xmlns:w16="http://schemas.microsoft.com/office/word/2018/wordml" xmlns:w16du="http://schemas.microsoft.com/office/word/2023/wordml/word16du" xmlns:w16sdtdh="http://schemas.microsoft.com/office/word/2020/wordml/sdtdatahash" xmlns:w16sdtfl="http://schemas.microsoft.com/office/word/2024/wordml/sdtformatlock" xmlns:w16se="http://schemas.microsoft.com/office/word/2015/wordml/symex" xmlns:wpg="http://schemas.microsoft.com/office/word/2010/wordprocessingGroup" xmlns:wpi="http://schemas.microsoft.com/office/word/2010/wordprocessingInk" xmlns:wne="http://schemas.microsoft.com/office/word/2006/wordml" xmlns:wps="http://schemas.microsoft.com/office/word/2010/wordprocessingShape" mc:Ignorable="w14 w15 w16se w16cid w16 w16cex w16sdtdh w16sdtfl w16du wp14">
+<w:document xmlns:wpc="http://schemas.microsoft.com/office/word/2010/wordprocessingCanvas" xmlns:cx="http://schemas.microsoft.com/office/drawing/2014/chartex" xmlns:cx1="http://schemas.microsoft.com/office/drawing/2015/9/8/chartex" xmlns:cx2="http://schemas.microsoft.com/office/drawing/2015/10/21/chartex" xmlns:cx3="http://schemas.microsoft.com/office/drawing/2016/5/9/chartex" xmlns:cx4="http://schemas.microsoft.com/office/drawing/2016/5/10/chartex" xmlns:cx5="http://schemas.microsoft.com/office/drawing/2016/5/11/chartex" xmlns:cx6="http://schemas.microsoft.com/office/drawing/2016/5/12/chartex" xmlns:cx7="http://schemas.microsoft.com/office/drawing/2016/5/13/chartex" xmlns:cx8="http://schemas.microsoft.com/office/drawing/2016/5/14/chartex" xmlns:mc="http://schemas.openxmlformats.org/markup-compatibility/2006" xmlns:aink="http://schemas.microsoft.com/office/drawing/2016/ink" xmlns:am3d="http://schemas.microsoft.com/office/drawing/2017/model3d" xmlns:o="urn:schemas-microsoft-com:office:office" xmlns:oel="http://schemas.microsoft.com/office/2019/extlst" xmlns:r="http://schemas.openxmlformats.org/officeDocument/2006/relationships" xmlns:m="http://schemas.openxmlformats.org/officeDocument/2006/math" xmlns:v="urn:schemas-microsoft-com:vml" xmlns:wp14="http://schemas.microsoft.com/office/word/2010/wordprocessingDrawing" xmlns:wp="http://schemas.openxmlformats.org/drawingml/2006/wordprocessingDrawing" xmlns:w10="urn:schemas-microsoft-com:office:word" xmlns:w="http://schemas.openxmlformats.org/wordprocessingml/2006/main" xmlns:w14="http://schemas.microsoft.com/office/word/2010/wordml" xmlns:w15="http://schemas.microsoft.com/office/word/2012/wordml" xmlns:w16cex="http://schemas.microsoft.com/office/word/2018/wordml/cex" xmlns:w16cid="http://schemas.microsoft.com/office/word/2016/wordml/cid" xmlns:w16="http://schemas.microsoft.com/office/word/2018/wordml" xmlns:w16du="http://schemas.microsoft.com/office/word/2023/wordml/word16du" xmlns:w16sdtdh="http://schemas.microsoft.com/office/word/2020/wordml/sdtdatahash" xmlns:w16sdtfl="http://schemas.microsoft.com/office/word/2024/wordml/sdtformatlock" xmlns:w16se="http://schemas.microsoft.com/office/word/2015/wordml/symex" xmlns:wpg="http://schemas.microsoft.com/office/word/2010/wordprocessingGroup" xmlns:wpi="http://schemas.microsoft.com/office/word/2010/wordprocessingInk" xmlns:wne="http://schemas.microsoft.com/office/word/2006/wordml" xmlns:wps="http://schemas.microsoft.com/office/word/2010/wordprocessingShape" mc:Ignorable="w14 w15 w16se w16cid w16 w16cex w16sdtdh w16sdtfl w16du wp14">
   <w:body>
     <w:p>
       <w:pPr>
@@ -73,7 +73,15 @@
         <w:t xml:space="preserve"> </w:t>
       </w:r>
       <w:r>
-        <w:t xml:space="preserve">It can be anything really but something that would take some manipulation / calculations based on the input fields.  </w:t>
+        <w:t xml:space="preserve">It can be </w:t>
+      </w:r>
+      <w:proofErr w:type="gramStart"/>
+      <w:r>
+        <w:t>anything really</w:t>
+      </w:r>
+      <w:proofErr w:type="gramEnd"/>
+      <w:r>
+        <w:t xml:space="preserve"> but something that would take some manipulation / calculations based on the input fields.  </w:t>
       </w:r>
       <w:r>
         <w:t>You may make up some details to allow calculation</w:t>
@@ -199,7 +207,11 @@
             <w:tcW w:w="4945" w:type="dxa"/>
           </w:tcPr>
           <w:p/>
-          <w:p/>
+          <w:p>
+            <w:r>
+              <w:t>Pokémon Card Application</w:t>
+            </w:r>
+          </w:p>
           <w:p/>
         </w:tc>
       </w:tr>
@@ -233,7 +245,17 @@
           <w:tcPr>
             <w:tcW w:w="4945" w:type="dxa"/>
           </w:tcPr>
-          <w:p/>
+          <w:p>
+            <w:r>
+              <w:t>Pale</w:t>
+            </w:r>
+            <w:r>
+              <w:t xml:space="preserve"> </w:t>
+            </w:r>
+            <w:r>
+              <w:t>Goldenrod</w:t>
+            </w:r>
+          </w:p>
           <w:p/>
         </w:tc>
       </w:tr>
@@ -550,7 +572,23 @@
     </w:p>
     <w:p>
       <w:r>
-        <w:t xml:space="preserve">Once the document is completed, move the details a repository that you create.  The developer creates the repository for the topic that they will be coding.  Add the other two project group members to the repository(or make public).  Add this document to the repository (Commit/Push).  </w:t>
+        <w:t xml:space="preserve">Once the document is completed, move the </w:t>
+      </w:r>
+      <w:proofErr w:type="gramStart"/>
+      <w:r>
+        <w:t>details</w:t>
+      </w:r>
+      <w:proofErr w:type="gramEnd"/>
+      <w:r>
+        <w:t xml:space="preserve"> a repository that you create.  The developer creates the repository for the topic that they will be coding.  Add the other two project group members to the </w:t>
+      </w:r>
+      <w:proofErr w:type="gramStart"/>
+      <w:r>
+        <w:t>repository(</w:t>
+      </w:r>
+      <w:proofErr w:type="gramEnd"/>
+      <w:r>
+        <w:t xml:space="preserve">or make public).  Add this document to the repository (Commit/Push).  </w:t>
       </w:r>
       <w:r>
         <w:t>The description is to be added to the readme file of the repository.</w:t>
@@ -1169,7 +1207,6 @@
   <w:style w:type="character" w:default="1" w:styleId="DefaultParagraphFont">
     <w:name w:val="Default Paragraph Font"/>
     <w:uiPriority w:val="1"/>
-    <w:semiHidden/>
     <w:unhideWhenUsed/>
   </w:style>
   <w:style w:type="table" w:default="1" w:styleId="TableNormal">
